--- a/rapports/16_02_2026/MAMADOU_DIOP/coh_EQ33_sup_052203030011.docx
+++ b/rapports/16_02_2026/MAMADOU_DIOP/coh_EQ33_sup_052203030011.docx
@@ -25,7 +25,7 @@
         <w:br/>
         <w:t>Grappe: 052203030011</w:t>
         <w:br/>
-        <w:t>Date: 16/02/2026 a 12:41</w:t>
+        <w:t>Date: 16/02/2026 a 12:58</w:t>
       </w:r>
     </w:p>
     <w:p/>

--- a/rapports/16_02_2026/MAMADOU_DIOP/coh_EQ33_sup_052203030011.docx
+++ b/rapports/16_02_2026/MAMADOU_DIOP/coh_EQ33_sup_052203030011.docx
@@ -25,7 +25,7 @@
         <w:br/>
         <w:t>Grappe: 052203030011</w:t>
         <w:br/>
-        <w:t>Date: 16/02/2026 a 12:58</w:t>
+        <w:t>Date: 16/02/2026 a 13:05</w:t>
       </w:r>
     </w:p>
     <w:p/>
@@ -327,6 +327,38 @@
           </w:tcPr>
           <w:p>
             <w:r>
+              <w:t>Section19</w:t>
+            </w:r>
+          </w:p>
+        </w:tc>
+        <w:tc>
+          <w:tcPr>
+            <w:tcW w:type="dxa" w:w="3324"/>
+          </w:tcPr>
+          <w:p>
+            <w:r>
+              <w:t>Equipements agricoles</w:t>
+            </w:r>
+          </w:p>
+        </w:tc>
+        <w:tc>
+          <w:tcPr>
+            <w:tcW w:type="dxa" w:w="3324"/>
+          </w:tcPr>
+          <w:p>
+            <w:r>
+              <w:t>10</w:t>
+            </w:r>
+          </w:p>
+        </w:tc>
+      </w:tr>
+      <w:tr>
+        <w:tc>
+          <w:tcPr>
+            <w:tcW w:type="dxa" w:w="3324"/>
+          </w:tcPr>
+          <w:p>
+            <w:r>
               <w:t>Section1</w:t>
             </w:r>
           </w:p>
@@ -347,7 +379,7 @@
           </w:tcPr>
           <w:p>
             <w:r>
-              <w:t>8</w:t>
+              <w:t>9</w:t>
             </w:r>
           </w:p>
         </w:tc>
@@ -402,38 +434,6 @@
           <w:p>
             <w:r>
               <w:t>Depenses non-alimentaires - 30 jours</w:t>
-            </w:r>
-          </w:p>
-        </w:tc>
-        <w:tc>
-          <w:tcPr>
-            <w:tcW w:type="dxa" w:w="3324"/>
-          </w:tcPr>
-          <w:p>
-            <w:r>
-              <w:t>8</w:t>
-            </w:r>
-          </w:p>
-        </w:tc>
-      </w:tr>
-      <w:tr>
-        <w:tc>
-          <w:tcPr>
-            <w:tcW w:type="dxa" w:w="3324"/>
-          </w:tcPr>
-          <w:p>
-            <w:r>
-              <w:t>Section19</w:t>
-            </w:r>
-          </w:p>
-        </w:tc>
-        <w:tc>
-          <w:tcPr>
-            <w:tcW w:type="dxa" w:w="3324"/>
-          </w:tcPr>
-          <w:p>
-            <w:r>
-              <w:t>Equipements agricoles</w:t>
             </w:r>
           </w:p>
         </w:tc>
@@ -856,7 +856,7 @@
         <w:br/>
         <w:t xml:space="preserve">- Peu probable! FOUSSEYNI SAKHO  n'arrive pas  à comprendre un petit texte lu dans une langue locale (s02q03). Veuillez corriger ou donner des explications au QG. </w:t>
         <w:br/>
-        <w:t xml:space="preserve">- Peu probable! IBRAHIMA SAKHO  n'arrive pas  à comprendre un petit texte lu dans une langue locale (s02q03). Veuillez corriger ou donner des explications au QG. </w:t>
+        <w:t xml:space="preserve">- Peu probable! IBRAHIMA SAKHO  n'arrive pas  à comprendre un petit texte lu dans une langue locale (s02q03). Veuillez corriger ou donner des explications au QG. Attention ! Le frais de scolarité (2000 Fcfa) de IBRAHIMA SAKHO en 1ére année de Primaire est relativement élevé par rapport aux autres frais de scolarités observés dans cette zone. Prière de corriger ou de confirmer avec le QG. </w:t>
         <w:br/>
         <w:t xml:space="preserve">- Peu probable! MAHAMADOU SAKHO  n'arrive pas  à comprendre un petit texte lu dans une langue locale (s02q03). Veuillez corriger ou donner des explications au QG. Peu probable! MAHAMADOU SAKHO  ne sait ni lire, ni écrire, ni comprendre dans aucune des langues  (s02q01,s02q02,s02q03). Veuillez corriger ou donner des explications au QG. La raison principale que MAHAMADOU SAKHO n'a pas fait des études dans une école formelle est aprendre le coran et semble exister dans les modalités, prière de prendre attache avec le QG pour plus d'explication afin de la classer bien. </w:t>
         <w:br/>
@@ -912,7 +912,7 @@
         <w:rPr>
           <w:sz w:val="20"/>
         </w:rPr>
-        <w:t>- Attention ! Le prix unitaire d'achat (200 Fcfa) de Carotte en Pièce (Moyen) est relativement élevé par rapport aux autres prix observés dans cette zone. Prière de corriger ou de confirmer avec le QG. Attention ! Le prix unitaire d'achat (2500 Fcfa) de Choux en Pièce (Moyen) est relativement élevé par rapport aux autres prix observés dans cette zone. Prière de corriger ou de confirmer avec le QG. Avertissement!!! Le ménage a consommé 14 Paquet Petit de Thé en sachet, cette quantité semble anormale pour une consommation des 7 derniers jours.Prière de corriger ou de confirmer avec le QG. Avertissement!! le prix unitaire (90 Fcfa) de Thé en sachet (unité: Paquet) de taille Petit est très faible ou élevé. Prière de corriger ou de confirmer avec le QG. Attention ! Le prix unitaire d'achat (90 Fcfa) de Thé en sachet en Paquet (Petit) est relativement faible par rapport aux autres prix observés dans cette zone. Prière de corriger ou de confirmer avec le QG. Avertissement!!! Le ménage a consommé 36 Sachets Moyen de Sucre en poudre , cette quantité semble anormale pour une consommation des 7 derniers jours.Prière de corriger ou de confirmer avec le QG. Avertissement!!! Le ménage a consommé 4 Cuillère Moyen de Pâte d'arachide, cette quantité semble anormale pour une consommation des 7 derniers jours. Etes vous sur d'avoir selectionner la bonne unitée ? prière de verifier et corriger. Incohérence!! Dans ce ménage, chaque individus consomme par jour 30.27 Kg  de cereale; Prière de revoir les quantités prises de ces produits.</w:t>
+        <w:t>- Attention ! Le prix unitaire d'achat (200 Fcfa) de Carotte en Pièce (Moyen) est relativement élevé par rapport aux autres prix observés dans cette zone. Prière de corriger ou de confirmer avec le QG. Attention ! Le prix unitaire d'achat (2500 Fcfa) de Choux en Pièce (Moyen) est relativement élevé par rapport aux autres prix observés dans cette zone. Prière de corriger ou de confirmer avec le QG. Avertissement!!! Le ménage a consommé 14 Paquet Petit de Thé en sachet, cette quantité semble anormale pour une consommation des 7 derniers jours.Prière de corriger ou de confirmer avec le QG. Avertissement!! le prix unitaire (90 Fcfa) de Thé en sachet (unité: Paquet) de taille Petit est très faible ou élevé. Prière de corriger ou de confirmer avec le QG. Attention ! Le prix unitaire d'achat (90 Fcfa) de Thé en sachet en Paquet (Petit) est relativement faible par rapport aux autres prix observés dans cette zone. Prière de corriger ou de confirmer avec le QG. Avertissement!!! Le ménage a consommé 36 Sachets Moyen de Sucre en poudre , cette quantité semble anormale pour une consommation des 7 derniers jours.Prière de corriger ou de confirmer avec le QG. Avertissement!!! Le ménage a consommé 4 Cuillère Moyen de Pâte d'arachide, cette quantité semble anormale pour une consommation des 7 derniers jours. Etes vous sur d'avoir selectionner la bonne unitée ? prière de verifier et corriger. Incohérence!! Dans ce ménage, chaque individus consomme par jour 48.86127 Kg  de cereale; Prière de revoir les quantités prises de ces produits.</w:t>
       </w:r>
     </w:p>
     <w:p>
@@ -1044,6 +1044,8 @@
         <w:rPr>
           <w:sz w:val="20"/>
         </w:rPr>
+        <w:t xml:space="preserve">- Attention ! Faucheuse a été achété à 1500 Fcfa est relativement élevé par rapport aux autres prix d'achat observés dans cette zone. Prière de corriger ou de confirmer avec le QG. </w:t>
+        <w:br/>
         <w:t xml:space="preserve">- Incohérence!! Le prix d'achat de Animaux de labour ne doit pas être égal 0 même si le ménage l'a reçu en cadeau prière de leurs aider à faire une estimation. Incohérence!! Le prix de revente de Animaux de labour dans cette section 19 ne doit pas être égal 0 même si le ménage l'a reçu en cadeau prière de leurs aider à faire une estimation. </w:t>
         <w:br/>
         <w:t xml:space="preserve">- Incohérence!! Le prix de revente de Houe asine dans cette section 19 ne doit pas être égal 0 même si le ménage l'a reçu en cadeau prière de leurs aider à faire une estimation. </w:t>
@@ -1484,7 +1486,7 @@
         <w:rPr>
           <w:sz w:val="20"/>
         </w:rPr>
-        <w:t>- La dernière fois que vous avez acheté Aubergine sauvage  est Table du coin et semble exister dans les modalités, prière de prendre attache avec le QG pour plus d'explication afin de la classer bien.  La dernière fois que vous avez acheté Carotte est Table du Coin et semble exister dans les modalités, prière de prendre attache avec le QG pour plus d'explication afin de la classer bien.  La dernière fois que vous avez acheté Courge est Table du coin et semble exister dans les modalités, prière de prendre attache avec le QG pour plus d'explication afin de la classer bien.  La dernière fois que vous avez acheté Gombo frais est table du coin et semble exister dans les modalités, prière de prendre attache avec le QG pour plus d'explication afin de la classer bien.  La dernière fois que vous avez acheté Mâchoiron séchée (Kon) est Table du coin et semble exister dans les modalités, prière de prendre attache avec le QG pour plus d'explication afin de la classer bien.  La dernière fois que vous avez acheté Patate douce est Table de coin et semble exister dans les modalités, prière de prendre attache avec le QG pour plus d'explication afin de la classer bien.  La dernière fois que vous avez acheté Poisson frais type 11 est Table dans le Coin et semble exister dans les modalités, prière de prendre attache avec le QG pour plus d'explication afin de la classer bien.  La dernière fois que vous avez acheté Poivron frais est Table de coin et semble exister dans les modalités, prière de prendre attache avec le QG pour plus d'explication afin de la classer bien.  La dernière fois que vous avez acheté Silure séché est Table dans le coin et semble exister dans les modalités, prière de prendre attache avec le QG pour plus d'explication afin de la classer bien. Avertissement!!! Le ménage a consommé 10 Pièce Petit de Caramel, bonbons, confiseries, etc., cette quantité semble anormale pour une consommation des 7 derniers jours.Prière de corriger ou de confirmer avec le QG. Avertissement!!! Le ménage a consommé 10 Sachets Petit de Sucre en poudre , cette quantité semble anormale pour une consommation des 7 derniers jours.Prière de corriger ou de confirmer avec le QG. Avertissement!!! Le ménage a consommé 7 Paquet Petit de Thé en sachet, cette quantité semble anormale pour une consommation des 7 derniers jours.Prière de corriger ou de confirmer avec le QG. Avertissement!! le prix unitaire (100 Fcfa) de Thé en sachet (unité: Paquet) de taille Petit est très faible ou élevé. Prière de corriger ou de confirmer avec le QG. Incohérence!! Dans ce ménage, chaque individus consomme par jour 25.13889 Kg  de cereale; Prière de revoir les quantités prises de ces produits.</w:t>
+        <w:t>- La dernière fois que vous avez acheté Aubergine sauvage  est Table du coin et semble exister dans les modalités, prière de prendre attache avec le QG pour plus d'explication afin de la classer bien.  La dernière fois que vous avez acheté Carotte est Table du Coin et semble exister dans les modalités, prière de prendre attache avec le QG pour plus d'explication afin de la classer bien.  La dernière fois que vous avez acheté Courge est Table du coin et semble exister dans les modalités, prière de prendre attache avec le QG pour plus d'explication afin de la classer bien.  La dernière fois que vous avez acheté Gombo frais est table du coin et semble exister dans les modalités, prière de prendre attache avec le QG pour plus d'explication afin de la classer bien.  La dernière fois que vous avez acheté Mâchoiron séchée (Kon) est Table du coin et semble exister dans les modalités, prière de prendre attache avec le QG pour plus d'explication afin de la classer bien.  La dernière fois que vous avez acheté Patate douce est Table de coin et semble exister dans les modalités, prière de prendre attache avec le QG pour plus d'explication afin de la classer bien.  La dernière fois que vous avez acheté Poisson frais type 11 est Table dans le Coin et semble exister dans les modalités, prière de prendre attache avec le QG pour plus d'explication afin de la classer bien.  La dernière fois que vous avez acheté Poivron frais est Table de coin et semble exister dans les modalités, prière de prendre attache avec le QG pour plus d'explication afin de la classer bien.  La dernière fois que vous avez acheté Silure séché est Table dans le coin et semble exister dans les modalités, prière de prendre attache avec le QG pour plus d'explication afin de la classer bien. Avertissement!!! Le ménage a consommé 10 Pièce Petit de Caramel, bonbons, confiseries, etc., cette quantité semble anormale pour une consommation des 7 derniers jours.Prière de corriger ou de confirmer avec le QG. Attention ! Le prix unitaire d'achat (12.5 Fcfa) de Caramel, bonbons, confiseries, etc. en Pièce (Petit) est relativement faible par rapport aux autres prix observés dans cette zone. Prière de corriger ou de confirmer avec le QG. Avertissement!!! Le ménage a consommé 10 Sachets Petit de Sucre en poudre , cette quantité semble anormale pour une consommation des 7 derniers jours.Prière de corriger ou de confirmer avec le QG. Avertissement!!! Le ménage a consommé 7 Paquet Petit de Thé en sachet, cette quantité semble anormale pour une consommation des 7 derniers jours.Prière de corriger ou de confirmer avec le QG. Avertissement!! le prix unitaire (100 Fcfa) de Thé en sachet (unité: Paquet) de taille Petit est très faible ou élevé. Prière de corriger ou de confirmer avec le QG. Incohérence!! Dans ce ménage, chaque individus consomme par jour 42.54365 Kg  de cereale; Prière de revoir les quantités prises de ces produits.</w:t>
       </w:r>
     </w:p>
     <w:p>
@@ -2020,7 +2022,7 @@
         <w:rPr>
           <w:sz w:val="20"/>
         </w:rPr>
-        <w:t>- Attention ! Le prix unitaire d'achat (50 Fcfa) de Lait en poudre en Sachets (Petit) est relativement faible par rapport aux autres prix observés dans cette zone. Prière de corriger ou de confirmer avec le QG. Avertissement!!! Le ménage a consommé 14 Sachets Petit de Sucre en poudre , cette quantité semble anormale pour une consommation des 7 derniers jours.Prière de corriger ou de confirmer avec le QG. Avertissement!!! Le ménage a consommé 7 Paquet Tres petit de Thé en sachet, cette quantité semble anormale pour une consommation des 7 derniers jours.Prière de corriger ou de confirmer avec le QG. Avertissement!! le prix unitaire (100 Fcfa) de Thé en sachet (unité: Paquet) de taille Tres petit est très faible ou élevé. Prière de corriger ou de confirmer avec le QG. Incohérence!! Dans ce ménage, chaque individus consomme par jour 18.72095 Kg  de cereale; Prière de revoir les quantités prises de ces produits.</w:t>
+        <w:t>- Attention ! Le prix unitaire d'achat (100 Fcfa) de Piment séché en Sachets (Tres petit) est relativement élevé par rapport aux autres prix observés dans cette zone. Prière de corriger ou de confirmer avec le QG. Attention ! Le prix unitaire d'achat (100 Fcfa) de Poivre en Sachets (Tres petit) est relativement élevé par rapport aux autres prix observés dans cette zone. Prière de corriger ou de confirmer avec le QG. Attention ! Le prix unitaire d'achat (50 Fcfa) de Lait en poudre en Sachets (Petit) est relativement faible par rapport aux autres prix observés dans cette zone. Prière de corriger ou de confirmer avec le QG. Avertissement!!! Le ménage a consommé 14 Sachets Petit de Sucre en poudre , cette quantité semble anormale pour une consommation des 7 derniers jours.Prière de corriger ou de confirmer avec le QG. Avertissement!!! Le ménage a consommé 7 Paquet Tres petit de Thé en sachet, cette quantité semble anormale pour une consommation des 7 derniers jours.Prière de corriger ou de confirmer avec le QG. Avertissement!! le prix unitaire (100 Fcfa) de Thé en sachet (unité: Paquet) de taille Tres petit est très faible ou élevé. Prière de corriger ou de confirmer avec le QG. Incohérence!! Dans ce ménage, chaque individus consomme par jour 33.09428 Kg  de cereale; Prière de revoir les quantités prises de ces produits.</w:t>
       </w:r>
     </w:p>
     <w:p>
@@ -2509,7 +2511,7 @@
         <w:rPr>
           <w:sz w:val="20"/>
         </w:rPr>
-        <w:t xml:space="preserve">- Peu probable! ABOU TOURE  n'arrive pas  à comprendre un petit texte lu dans une langue locale (s02q03). Veuillez corriger ou donner des explications au QG. Le montant des autres depenses pour l'année scolaire de ABOU TOURE est faible ou élevé. veuillez, s'il vous plait, confirmer ces informations avec le QG ou apporter les corrections nécessaires. </w:t>
+        <w:t xml:space="preserve">- Peu probable! ABOU TOURE  n'arrive pas  à comprendre un petit texte lu dans une langue locale (s02q03). Veuillez corriger ou donner des explications au QG. Le montant des autres depenses pour l'année scolaire de ABOU TOURE est faible ou élevé. veuillez, s'il vous plait, confirmer ces informations avec le QG ou apporter les corrections nécessaires. Attention ! Le frais de scolarité (2000 Fcfa) de ABOU TOURE en 1ére année de Primaire est relativement élevé par rapport aux autres frais de scolarités observés dans cette zone. Prière de corriger ou de confirmer avec le QG. </w:t>
         <w:br/>
         <w:t xml:space="preserve">- Peu probable! AMINATA DIOUWARA  n'arrive pas  à comprendre un petit texte lu dans une langue locale (s02q03). Veuillez corriger ou donner des explications au QG. Peu probable! AMINATA DIOUWARA  ne sait ni lire, ni écrire, ni comprendre dans aucune des langues  (s02q01,s02q02,s02q03). Veuillez corriger ou donner des explications au QG. </w:t>
         <w:br/>
@@ -2529,11 +2531,11 @@
         <w:br/>
         <w:t xml:space="preserve">- Peu probable! MOHAMAD DRAME  n'arrive pas  à comprendre un petit texte lu dans une langue locale (s02q03). Veuillez corriger ou donner des explications au QG. Le montant des autres depenses pour l'année scolaire de MOHAMAD DRAME est faible ou élevé. veuillez, s'il vous plait, confirmer ces informations avec le QG ou apporter les corrections nécessaires. </w:t>
         <w:br/>
-        <w:t xml:space="preserve">- Peu probable! MOHAMMADOU TOURE 2  n'arrive pas  à comprendre un petit texte lu dans une langue locale (s02q03). Veuillez corriger ou donner des explications au QG. Le montant des autres depenses pour l'année scolaire de MOHAMMADOU TOURE 2 est faible ou élevé. veuillez, s'il vous plait, confirmer ces informations avec le QG ou apporter les corrections nécessaires. </w:t>
+        <w:t xml:space="preserve">- Peu probable! MOHAMMADOU TOURE 2  n'arrive pas  à comprendre un petit texte lu dans une langue locale (s02q03). Veuillez corriger ou donner des explications au QG. Le montant des autres depenses pour l'année scolaire de MOHAMMADOU TOURE 2 est faible ou élevé. veuillez, s'il vous plait, confirmer ces informations avec le QG ou apporter les corrections nécessaires. Attention ! Le frais de scolarité (2000 Fcfa) de MOHAMMADOU TOURE 2 en 1ére année de Primaire est relativement élevé par rapport aux autres frais de scolarités observés dans cette zone. Prière de corriger ou de confirmer avec le QG. </w:t>
         <w:br/>
         <w:t xml:space="preserve">- Peu probable! MOUHAMADOU HADY TOURE  n'arrive pas  à comprendre un petit texte lu dans une langue locale (s02q03). Veuillez corriger ou donner des explications au QG. Le montant des autres depenses pour l'année scolaire de MOUHAMADOU HADY TOURE est faible ou élevé. veuillez, s'il vous plait, confirmer ces informations avec le QG ou apporter les corrections nécessaires. </w:t>
         <w:br/>
-        <w:t xml:space="preserve">- Peu probable! MOUSSA TOURE  n'arrive pas  à comprendre un petit texte lu dans une langue locale (s02q03). Veuillez corriger ou donner des explications au QG. Le montant des autres depenses pour l'année scolaire de MOUSSA TOURE est faible ou élevé. veuillez, s'il vous plait, confirmer ces informations avec le QG ou apporter les corrections nécessaires. </w:t>
+        <w:t xml:space="preserve">- Peu probable! MOUSSA TOURE  n'arrive pas  à comprendre un petit texte lu dans une langue locale (s02q03). Veuillez corriger ou donner des explications au QG. Le montant des autres depenses pour l'année scolaire de MOUSSA TOURE est faible ou élevé. veuillez, s'il vous plait, confirmer ces informations avec le QG ou apporter les corrections nécessaires. Attention ! Le frais de scolarité (2000 Fcfa) de MOUSSA TOURE en 1ére année de Primaire est relativement élevé par rapport aux autres frais de scolarités observés dans cette zone. Prière de corriger ou de confirmer avec le QG. </w:t>
         <w:br/>
         <w:t xml:space="preserve">- Peu probable! MOUSTAPHA TOURE  n'arrive pas  à comprendre un petit texte lu dans une langue locale (s02q03). Veuillez corriger ou donner des explications au QG. </w:t>
         <w:br/>
@@ -2601,7 +2603,7 @@
         <w:rPr>
           <w:sz w:val="20"/>
         </w:rPr>
-        <w:t>- La dernière fois que vous avez acheté Ail est table du coin et semble exister dans les modalités, prière de prendre attache avec le QG pour plus d'explication afin de la classer bien.  La dernière fois que vous avez acheté Aubergine   est table du coin et semble exister dans les modalités, prière de prendre attache avec le QG pour plus d'explication afin de la classer bien.  La dernière fois que vous avez acheté Aubergine sauvage  est table du coin et semble exister dans les modalités, prière de prendre attache avec le QG pour plus d'explication afin de la classer bien.  La dernière fois que vous avez acheté Carotte est table du coin et semble exister dans les modalités, prière de prendre attache avec le QG pour plus d'explication afin de la classer bien.  La dernière fois que vous avez acheté Choux est table du coin et semble exister dans les modalités, prière de prendre attache avec le QG pour plus d'explication afin de la classer bien.  La dernière fois que vous avez acheté Citron est table du coin et semble exister dans les modalités, prière de prendre attache avec le QG pour plus d'explication afin de la classer bien.  La dernière fois que vous avez acheté Huile de palme brute est table du coin et semble exister dans les modalités, prière de prendre attache avec le QG pour plus d'explication afin de la classer bien.  La dernière fois que vous avez acheté Patate douce est 125 et semble exister dans les modalités, prière de prendre attache avec le QG pour plus d'explication afin de la classer bien.  La dernière fois que vous avez acheté Piment frais est 50 et semble exister dans les modalités, prière de prendre attache avec le QG pour plus d'explication afin de la classer bien.  La dernière fois que vous avez acheté Poivre est 50 et semble exister dans les modalités, prière de prendre attache avec le QG pour plus d'explication afin de la classer bien.  La dernière fois que vous avez acheté Silure séché est table du coin et semble exister dans les modalités, prière de prendre attache avec le QG pour plus d'explication afin de la classer bien.  La dernière fois que vous avez acheté Soumbala (moutarde africaine) est table du coin et semble exister dans les modalités, prière de prendre attache avec le QG pour plus d'explication afin de la classer bien. Avertissement!!! Le ménage a consommé 14 Paquet Petit de Thé en sachet, cette quantité semble anormale pour une consommation des 7 derniers jours.Prière de corriger ou de confirmer avec le QG. Avertissement!! le prix unitaire (100 Fcfa) de Thé en sachet (unité: Paquet) de taille Petit est très faible ou élevé. Prière de corriger ou de confirmer avec le QG. Avertissement!!! Le ménage a consommé 36 Cube Moyen de Cube alimentaire (Maggi, Jumbo, ), cette quantité semble anormale pour une consommation des 7 derniers jours.Prière de corriger ou de confirmer avec le QG. Incohérence!! Dans ce ménage, chaque individus consomme par jour 11.36543 Kg  de cereale; Prière de revoir les quantités prises de ces produits. Incohérence!! Dans ce ménage, chaque individus consomme par jour 11.36543 Kg  de cereale; Prière de revoir les quantités prises de ces produits. Incohérence!! Dans ce ménage, chaque individus consomme par jour 11.36543 Kg  de cereale; Prière de revoir les quantités prises de ces produits.</w:t>
+        <w:t>- La dernière fois que vous avez acheté Ail est table du coin et semble exister dans les modalités, prière de prendre attache avec le QG pour plus d'explication afin de la classer bien.  La dernière fois que vous avez acheté Aubergine   est table du coin et semble exister dans les modalités, prière de prendre attache avec le QG pour plus d'explication afin de la classer bien.  La dernière fois que vous avez acheté Aubergine sauvage  est table du coin et semble exister dans les modalités, prière de prendre attache avec le QG pour plus d'explication afin de la classer bien.  La dernière fois que vous avez acheté Carotte est table du coin et semble exister dans les modalités, prière de prendre attache avec le QG pour plus d'explication afin de la classer bien.  La dernière fois que vous avez acheté Choux est table du coin et semble exister dans les modalités, prière de prendre attache avec le QG pour plus d'explication afin de la classer bien.  La dernière fois que vous avez acheté Citron est table du coin et semble exister dans les modalités, prière de prendre attache avec le QG pour plus d'explication afin de la classer bien.  La dernière fois que vous avez acheté Huile de palme brute est table du coin et semble exister dans les modalités, prière de prendre attache avec le QG pour plus d'explication afin de la classer bien.  La dernière fois que vous avez acheté Patate douce est 125 et semble exister dans les modalités, prière de prendre attache avec le QG pour plus d'explication afin de la classer bien.  La dernière fois que vous avez acheté Poivre est 50 et semble exister dans les modalités, prière de prendre attache avec le QG pour plus d'explication afin de la classer bien.  La dernière fois que vous avez acheté Silure séché est table du coin et semble exister dans les modalités, prière de prendre attache avec le QG pour plus d'explication afin de la classer bien.  La dernière fois que vous avez acheté Soumbala (moutarde africaine) est table du coin et semble exister dans les modalités, prière de prendre attache avec le QG pour plus d'explication afin de la classer bien. Attention ! Le prix unitaire d'achat (50 Fcfa) de Piment frais en Sachets (Petit) est relativement faible par rapport aux autres prix observés dans cette zone. Prière de corriger ou de confirmer avec le QG.  La dernière fois que vous avez acheté Piment frais est 50 et semble exister dans les modalités, prière de prendre attache avec le QG pour plus d'explication afin de la classer bien. Avertissement!!! Le ménage a consommé 14 Paquet Petit de Thé en sachet, cette quantité semble anormale pour une consommation des 7 derniers jours.Prière de corriger ou de confirmer avec le QG. Avertissement!! le prix unitaire (100 Fcfa) de Thé en sachet (unité: Paquet) de taille Petit est très faible ou élevé. Prière de corriger ou de confirmer avec le QG. Avertissement!!! Le ménage a consommé 36 Cube Moyen de Cube alimentaire (Maggi, Jumbo, ), cette quantité semble anormale pour une consommation des 7 derniers jours.Prière de corriger ou de confirmer avec le QG. Incohérence!! Dans ce ménage, chaque individus consomme par jour 21.54664 Kg  de cereale; Prière de revoir les quantités prises de ces produits. Incohérence!! Dans ce ménage, chaque individus consomme par jour 21.54664 Kg  de cereale; Prière de revoir les quantités prises de ces produits. Incohérence!! Dans ce ménage, chaque individus consomme par jour 21.54664 Kg  de cereale; Prière de revoir les quantités prises de ces produits.</w:t>
       </w:r>
     </w:p>
     <w:p>
@@ -2783,13 +2785,15 @@
         <w:rPr>
           <w:sz w:val="20"/>
         </w:rPr>
+        <w:t xml:space="preserve">- Attention ! Charrue a été revendu à 120000 Fcfa qui est relativement élevé par rapport aux autres prix de revente observés dans cette zone. Prière de corriger ou de confirmer avec le QG. </w:t>
+        <w:br/>
         <w:t xml:space="preserve">- Attention ! Houe asine a été achété à 100000 Fcfa est relativement élevé par rapport aux autres prix d'achat observés dans cette zone. Prière de corriger ou de confirmer avec le QG. Attention ! Houe asine a été revendu à 100000 Fcfa qui est relativement élevé par rapport aux autres prix de revente observés dans cette zone. Prière de corriger ou de confirmer avec le QG. </w:t>
         <w:br/>
         <w:t xml:space="preserve">- Attention ! Semoir a été achété à 405000 Fcfa est relativement élevé par rapport aux autres prix d'achat observés dans cette zone. Prière de corriger ou de confirmer avec le QG. Attention ! Semoir a été revendu à 405000 Fcfa qui est relativement élevé par rapport aux autres prix de revente observés dans cette zone. Prière de corriger ou de confirmer avec le QG. </w:t>
         <w:br/>
         <w:t xml:space="preserve">- Incohérence!! Le prix d'achat de Animaux de labour ne doit pas être égal 0 même si le ménage l'a reçu en cadeau prière de leurs aider à faire une estimation. Incohérence!! Le prix de revente de Animaux de labour dans cette section 19 ne doit pas être égal 0 même si le ménage l'a reçu en cadeau prière de leurs aider à faire une estimation. </w:t>
         <w:br/>
-        <w:t xml:space="preserve">- Incohérence!! Le prix de revente de Faucheuse dans cette section 19 ne doit pas être égal 0 même si le ménage l'a reçu en cadeau prière de leurs aider à faire une estimation. </w:t>
+        <w:t xml:space="preserve">- Incohérence!! Le prix de revente de Faucheuse dans cette section 19 ne doit pas être égal 0 même si le ménage l'a reçu en cadeau prière de leurs aider à faire une estimation. Attention ! Faucheuse a été achété à 1500 Fcfa est relativement élevé par rapport aux autres prix d'achat observés dans cette zone. Prière de corriger ou de confirmer avec le QG. </w:t>
         <w:br/>
         <w:t xml:space="preserve">- Incohérence!! Le prix de revente de Herse dans cette section 19 ne doit pas être égal 0 même si le ménage l'a reçu en cadeau prière de leurs aider à faire une estimation. </w:t>
         <w:br/>
@@ -3296,7 +3300,7 @@
         <w:rPr>
           <w:sz w:val="20"/>
         </w:rPr>
-        <w:t>- La dernière fois que vous avez acheté Capitaine frais est table du coin et semble exister dans les modalités, prière de prendre attache avec le QG pour plus d'explication afin de la classer bien.  La dernière fois que vous avez acheté Choux est table du coin et semble exister dans les modalités, prière de prendre attache avec le QG pour plus d'explication afin de la classer bien.  La dernière fois que vous avez acheté Patate douce est table du coin et semble exister dans les modalités, prière de prendre attache avec le QG pour plus d'explication afin de la classer bien.  La dernière fois que vous avez acheté Piment frais est table de coin et semble exister dans les modalités, prière de prendre attache avec le QG pour plus d'explication afin de la classer bien. Avertissement!!! Le ménage a consommé 16 Sachets Petit de Sucre en poudre , cette quantité semble anormale pour une consommation des 7 derniers jours.Prière de corriger ou de confirmer avec le QG. Avertissement!!! Le ménage a consommé 7 Paquet Tres petit de Thé en sachet, cette quantité semble anormale pour une consommation des 7 derniers jours.Prière de corriger ou de confirmer avec le QG. Avertissement!! le prix unitaire (100 Fcfa) de Thé en sachet (unité: Paquet) de taille Tres petit est très faible ou élevé. Prière de corriger ou de confirmer avec le QG. Incohérence!! Dans ce ménage, chaque individus consomme par jour 30.33429 Kg  de cereale; Prière de revoir les quantités prises de ces produits. Incohérence!! Dans ce ménage, chaque individus consomme par jour 30.33429 Kg  de cereale; Prière de revoir les quantités prises de ces produits.</w:t>
+        <w:t>- La dernière fois que vous avez acheté Capitaine frais est table du coin et semble exister dans les modalités, prière de prendre attache avec le QG pour plus d'explication afin de la classer bien.  La dernière fois que vous avez acheté Choux est table du coin et semble exister dans les modalités, prière de prendre attache avec le QG pour plus d'explication afin de la classer bien.  La dernière fois que vous avez acheté Patate douce est table du coin et semble exister dans les modalités, prière de prendre attache avec le QG pour plus d'explication afin de la classer bien.  La dernière fois que vous avez acheté Piment frais est table de coin et semble exister dans les modalités, prière de prendre attache avec le QG pour plus d'explication afin de la classer bien. Attention ! Le prix unitaire d'achat (100 Fcfa) de Poivre en Sachets (Tres petit) est relativement élevé par rapport aux autres prix observés dans cette zone. Prière de corriger ou de confirmer avec le QG. Avertissement!!! Le ménage a consommé 16 Sachets Petit de Sucre en poudre , cette quantité semble anormale pour une consommation des 7 derniers jours.Prière de corriger ou de confirmer avec le QG. Avertissement!!! Le ménage a consommé 7 Paquet Tres petit de Thé en sachet, cette quantité semble anormale pour une consommation des 7 derniers jours.Prière de corriger ou de confirmer avec le QG. Avertissement!! le prix unitaire (100 Fcfa) de Thé en sachet (unité: Paquet) de taille Tres petit est très faible ou élevé. Prière de corriger ou de confirmer avec le QG. Incohérence!! Dans ce ménage, chaque individus consomme par jour 49.1975 Kg  de cereale; Prière de revoir les quantités prises de ces produits. Incohérence!! Dans ce ménage, chaque individus consomme par jour 49.1975 Kg  de cereale; Prière de revoir les quantités prises de ces produits.</w:t>
       </w:r>
     </w:p>
     <w:p>
@@ -3818,7 +3822,7 @@
         <w:rPr>
           <w:sz w:val="20"/>
         </w:rPr>
-        <w:t xml:space="preserve">- Peu probable! Abdoulaye Sadiakhou  n'arrive pas  à comprendre un petit texte lu dans une langue locale (s02q03). Veuillez corriger ou donner des explications au QG. </w:t>
+        <w:t xml:space="preserve">- Peu probable! Abdoulaye Sadiakhou  n'arrive pas  à comprendre un petit texte lu dans une langue locale (s02q03). Veuillez corriger ou donner des explications au QG. Attention ! Le frais de scolarité (2000 Fcfa) de Abdoulaye Sadiakhou en 1ére année de Primaire est relativement élevé par rapport aux autres frais de scolarités observés dans cette zone. Prière de corriger ou de confirmer avec le QG. </w:t>
         <w:br/>
         <w:t xml:space="preserve">- Peu probable! Adama Sadiakhou  n'arrive pas  à comprendre un petit texte lu dans une langue locale (s02q03). Veuillez corriger ou donner des explications au QG. </w:t>
         <w:br/>
@@ -3828,7 +3832,7 @@
         <w:br/>
         <w:t xml:space="preserve">- Peu probable! Aminata Sadiakhou  n'arrive pas  à comprendre un petit texte lu dans une langue locale (s02q03). Veuillez corriger ou donner des explications au QG. </w:t>
         <w:br/>
-        <w:t xml:space="preserve">- Peu probable! Aminata sounkarou  Sadiakhou  n'arrive pas  à comprendre un petit texte lu dans une langue locale (s02q03). Veuillez corriger ou donner des explications au QG. </w:t>
+        <w:t xml:space="preserve">- Peu probable! Aminata sounkarou  Sadiakhou  n'arrive pas  à comprendre un petit texte lu dans une langue locale (s02q03). Veuillez corriger ou donner des explications au QG. Attention ! Le frais de scolarité (2000 Fcfa) de Aminata sounkarou  Sadiakhou en 1ére année de Primaire est relativement élevé par rapport aux autres frais de scolarités observés dans cette zone. Prière de corriger ou de confirmer avec le QG. </w:t>
         <w:br/>
         <w:t xml:space="preserve">- Peu probable! Awa Sadiakhou  n'arrive pas  à comprendre un petit texte lu dans une langue locale (s02q03). Veuillez corriger ou donner des explications au QG. </w:t>
         <w:br/>
@@ -3862,7 +3866,7 @@
         <w:br/>
         <w:t xml:space="preserve">- Peu probable! Sira Sadiaw  n'arrive pas  à comprendre un petit texte lu dans une langue locale (s02q03). Veuillez corriger ou donner des explications au QG. Peu probable! Sira Sadiaw  ne sait ni lire, ni écrire, ni comprendre dans aucune des langues  (s02q01,s02q02,s02q03). Veuillez corriger ou donner des explications au QG. </w:t>
         <w:br/>
-        <w:t xml:space="preserve">- Peu probable! Sokhna Sadiakhou  n'arrive pas  à comprendre un petit texte lu dans une langue locale (s02q03). Veuillez corriger ou donner des explications au QG. </w:t>
+        <w:t xml:space="preserve">- Peu probable! Sokhna Sadiakhou  n'arrive pas  à comprendre un petit texte lu dans une langue locale (s02q03). Veuillez corriger ou donner des explications au QG. Attention ! Le frais de scolarité (2000 Fcfa) de Sokhna Sadiakhou en 1ére année de Primaire est relativement élevé par rapport aux autres frais de scolarités observés dans cette zone. Prière de corriger ou de confirmer avec le QG. </w:t>
         <w:br/>
         <w:t xml:space="preserve">- Peu probable! Sona Sadiakhou  n'arrive pas  à comprendre un petit texte lu dans une langue locale (s02q03). Veuillez corriger ou donner des explications au QG. Peu probable! Sona Sadiakhou  ne sait ni lire, ni écrire, ni comprendre dans aucune des langues  (s02q01,s02q02,s02q03). Veuillez corriger ou donner des explications au QG. </w:t>
         <w:br/>
@@ -4005,7 +4009,7 @@
         <w:rPr>
           <w:sz w:val="20"/>
         </w:rPr>
-        <w:t>- La dernière fois que vous avez acheté Aubergine   est table du coin et semble exister dans les modalités, prière de prendre attache avec le QG pour plus d'explication afin de la classer bien.  La dernière fois que vous avez acheté Aubergine sauvage  est table du coin et semble exister dans les modalités, prière de prendre attache avec le QG pour plus d'explication afin de la classer bien.  La dernière fois que vous avez acheté Carotte est table du coin et semble exister dans les modalités, prière de prendre attache avec le QG pour plus d'explication afin de la classer bien.  La dernière fois que vous avez acheté Choux est table du coin et semble exister dans les modalités, prière de prendre attache avec le QG pour plus d'explication afin de la classer bien.  La dernière fois que vous avez acheté Gombo frais est table du coin et semble exister dans les modalités, prière de prendre attache avec le QG pour plus d'explication afin de la classer bien.  La dernière fois que vous avez acheté Mâchoiron séchée (Kon) est table du coin et semble exister dans les modalités, prière de prendre attache avec le QG pour plus d'explication afin de la classer bien.  La dernière fois que vous avez acheté Pastèque est maison voisin et semble exister dans les modalités, prière de prendre attache avec le QG pour plus d'explication afin de la classer bien.  La dernière fois que vous avez acheté Patate douce est table du coin et semble exister dans les modalités, prière de prendre attache avec le QG pour plus d'explication afin de la classer bien.  La dernière fois que vous avez acheté Poivron frais est table du coin et semble exister dans les modalités, prière de prendre attache avec le QG pour plus d'explication afin de la classer bien.  La dernière fois que vous avez acheté Tamarin noir est table du coin et semble exister dans les modalités, prière de prendre attache avec le QG pour plus d'explication afin de la classer bien.  La dernière fois que vous avez acheté Tomate fraîche est table du coin et semble exister dans les modalités, prière de prendre attache avec le QG pour plus d'explication afin de la classer bien. Attention ! Le prix unitaire d'achat (1000 Fcfa) de Pomme de terre en Kg (taille unique) est relativement élevé par rapport aux autres prix observés dans cette zone. Prière de corriger ou de confirmer avec le QG. Avertissement!! La quantité (5.5 litre) du produit Huile d'arachide raffinée consommée  par le ménage semble très élevé, prière de corriger ou confirmer avec le QG. Avertissement!!! Le ménage a consommé 10.5 Kg taille unique de Sucre en poudre , cette quantité semble anormale pour une consommation des 7 derniers jours.Prière de corriger ou de confirmer avec le QG. Avertissement!!! Le ménage a consommé 12 Pièce Petit de Carpe séchée, cette quantité semble anormale pour une consommation des 7 derniers jours.Prière de corriger ou de confirmer avec le QG.  La dernière fois que vous avez acheté Carpe séchée est table coin et semble exister dans les modalités, prière de prendre attache avec le QG pour plus d'explication afin de la classer bien. Avertissement!!! Le ménage a consommé 14 Paquet Petit de Thé en sachet, cette quantité semble anormale pour une consommation des 7 derniers jours.Prière de corriger ou de confirmer avec le QG. Avertissement!! le prix unitaire (100 Fcfa) de Thé en sachet (unité: Paquet) de taille Petit est très faible ou élevé. Prière de corriger ou de confirmer avec le QG. Avertissement!!! Le ménage a consommé 9 Pièce Grand de Poisson frais type 11, cette quantité semble anormale pour une consommation des 7 derniers jours.Prière de corriger ou de confirmer avec le QG. Avertissement!!!Le ménage a consommé 154 miche de Moyen de Pain traditionnel (Baguette)  ce qui semble incoherent pour une consommation aucours des 7 derniers jours, prière de verifier et corriger. Avertissement!!!Le ménage a consommé 50 Sac (50 Kg) de taille unique de Arachides décortiquées  ce qui semble incoherent pour une consommation aucours des 7 derniers jours, prière de verifier et corriger. Le ménage a consommé 50 Sac (50 Kg) taille unique de Arachides décortiquées, cette quantité semble anormale pour une consommation des 7 derniers jours. prière de verifier et corriger ou confirmer avec le QG. Avertissement!!! Le ménage a consommé 50 Sac (50 Kg) taille unique de Arachides décortiquées, cette quantité semble anormale pour une consommation des 7 derniers jours.Prière de corriger ou de confirmer avec le QG. Avertissement!!!Le ménage a consommé 63 Cube de Petit de Cube alimentaire (Maggi, Jumbo, )  ce qui semble incoherent pour une consommation aucours des 7 derniers jours, prière de verifier et corriger. Avertissement!!! Le ménage a consommé 63 Cube Petit de Cube alimentaire (Maggi, Jumbo, ), cette quantité semble anormale pour une consommation des 7 derniers jours.Prière de corriger ou de confirmer avec le QG. Incohérence!! Dans ce ménage, chaque individus consomme par jour 9.12867 Kg  de cereale; Prière de revoir les quantités prises de ces produits. Incohérence!! Dans ce ménage, chaque individus consomme par jour 9.12867 Kg  de cereale; Prière de revoir les quantités prises de ces produits.</w:t>
+        <w:t>- La dernière fois que vous avez acheté Aubergine   est table du coin et semble exister dans les modalités, prière de prendre attache avec le QG pour plus d'explication afin de la classer bien.  La dernière fois que vous avez acheté Aubergine sauvage  est table du coin et semble exister dans les modalités, prière de prendre attache avec le QG pour plus d'explication afin de la classer bien.  La dernière fois que vous avez acheté Carotte est table du coin et semble exister dans les modalités, prière de prendre attache avec le QG pour plus d'explication afin de la classer bien.  La dernière fois que vous avez acheté Choux est table du coin et semble exister dans les modalités, prière de prendre attache avec le QG pour plus d'explication afin de la classer bien.  La dernière fois que vous avez acheté Gombo frais est table du coin et semble exister dans les modalités, prière de prendre attache avec le QG pour plus d'explication afin de la classer bien.  La dernière fois que vous avez acheté Mâchoiron séchée (Kon) est table du coin et semble exister dans les modalités, prière de prendre attache avec le QG pour plus d'explication afin de la classer bien.  La dernière fois que vous avez acheté Pastèque est maison voisin et semble exister dans les modalités, prière de prendre attache avec le QG pour plus d'explication afin de la classer bien.  La dernière fois que vous avez acheté Patate douce est table du coin et semble exister dans les modalités, prière de prendre attache avec le QG pour plus d'explication afin de la classer bien.  La dernière fois que vous avez acheté Poivron frais est table du coin et semble exister dans les modalités, prière de prendre attache avec le QG pour plus d'explication afin de la classer bien.  La dernière fois que vous avez acheté Tamarin noir est table du coin et semble exister dans les modalités, prière de prendre attache avec le QG pour plus d'explication afin de la classer bien.  La dernière fois que vous avez acheté Tomate fraîche est table du coin et semble exister dans les modalités, prière de prendre attache avec le QG pour plus d'explication afin de la classer bien. Attention ! Le prix unitaire d'achat (1000 Fcfa) de Pomme de terre en Kg (taille unique) est relativement élevé par rapport aux autres prix observés dans cette zone. Prière de corriger ou de confirmer avec le QG. Avertissement!! La quantité (5.5 litre) du produit Huile d'arachide raffinée consommée  par le ménage semble très élevé, prière de corriger ou confirmer avec le QG. Avertissement!!! Le ménage a consommé 10.5 Kg taille unique de Sucre en poudre , cette quantité semble anormale pour une consommation des 7 derniers jours.Prière de corriger ou de confirmer avec le QG. Avertissement!!! Le ménage a consommé 12 Pièce Petit de Carpe séchée, cette quantité semble anormale pour une consommation des 7 derniers jours.Prière de corriger ou de confirmer avec le QG.  La dernière fois que vous avez acheté Carpe séchée est table coin et semble exister dans les modalités, prière de prendre attache avec le QG pour plus d'explication afin de la classer bien. Avertissement!!! Le ménage a consommé 14 Paquet Petit de Thé en sachet, cette quantité semble anormale pour une consommation des 7 derniers jours.Prière de corriger ou de confirmer avec le QG. Avertissement!! le prix unitaire (100 Fcfa) de Thé en sachet (unité: Paquet) de taille Petit est très faible ou élevé. Prière de corriger ou de confirmer avec le QG. Avertissement!!! Le ménage a consommé 9 Pièce Grand de Poisson frais type 11, cette quantité semble anormale pour une consommation des 7 derniers jours.Prière de corriger ou de confirmer avec le QG. Avertissement!!!Le ménage a consommé 154 miche de Moyen de Pain traditionnel (Baguette)  ce qui semble incoherent pour une consommation aucours des 7 derniers jours, prière de verifier et corriger. Avertissement!!!Le ménage a consommé 50 Sac (50 Kg) de taille unique de Arachides décortiquées  ce qui semble incoherent pour une consommation aucours des 7 derniers jours, prière de verifier et corriger. Le ménage a consommé 50 Sac (50 Kg) taille unique de Arachides décortiquées, cette quantité semble anormale pour une consommation des 7 derniers jours. prière de verifier et corriger ou confirmer avec le QG. Avertissement!!! Le ménage a consommé 50 Sac (50 Kg) taille unique de Arachides décortiquées, cette quantité semble anormale pour une consommation des 7 derniers jours.Prière de corriger ou de confirmer avec le QG. Avertissement!!!Le ménage a consommé 63 Cube de Petit de Cube alimentaire (Maggi, Jumbo, )  ce qui semble incoherent pour une consommation aucours des 7 derniers jours, prière de verifier et corriger. Avertissement!!! Le ménage a consommé 63 Cube Petit de Cube alimentaire (Maggi, Jumbo, ), cette quantité semble anormale pour une consommation des 7 derniers jours.Prière de corriger ou de confirmer avec le QG. Incohérence!! Dans ce ménage, chaque individus consomme par jour 15.79246 Kg  de cereale; Prière de revoir les quantités prises de ces produits. Incohérence!! Dans ce ménage, chaque individus consomme par jour 15.79246 Kg  de cereale; Prière de revoir les quantités prises de ces produits.</w:t>
       </w:r>
     </w:p>
     <w:p>
@@ -4508,7 +4512,7 @@
         <w:br/>
         <w:t xml:space="preserve">- Incoherence! La mère de mouhamadou doumbia est trop jeune ou vielle pour avoir mouhamadou doumbia selon l'écart (13) d'âge entre lui et sa mère, prière de revoir l'âge de mouhamadou doumbia ou de sa mère. Dans le cas contraire rassurez vous que c'est bien son fils/fille biologique. </w:t>
         <w:br/>
-        <w:t>- Incoherence! lamine doumbia dispose d'un téléphone portable à s01q39, donc la raison évoquée ne peut pas être (ne dispose pas d'appareil).</w:t>
+        <w:t>- Incoherence! lamine doumbia dispose d'un téléphone portable à s01q39, donc la raison évoquée ne peut pas être (ne dispose pas d'appareil). Attention ! Le montant (4600 Fcfa) dépensé ou reçu en cadeau pour les cartes prépayées, les transferts de crédit et les abonnements de  lamine doumbia est relativement élevé par rapport aux autres montants depansés observés dans cette zone. Prière de corriger ou de confirmer avec le QG.</w:t>
       </w:r>
     </w:p>
     <w:p>
@@ -4647,7 +4651,7 @@
         <w:rPr>
           <w:sz w:val="20"/>
         </w:rPr>
-        <w:t>- La dernière fois que vous avez acheté Aubergine   est table coin et semble exister dans les modalités, prière de prendre attache avec le QG pour plus d'explication afin de la classer bien.  La dernière fois que vous avez acheté Aubergine sauvage  est table du coin et semble exister dans les modalités, prière de prendre attache avec le QG pour plus d'explication afin de la classer bien.  La dernière fois que vous avez acheté Mâchoiron séchée (Kon) est table du coin et semble exister dans les modalités, prière de prendre attache avec le QG pour plus d'explication afin de la classer bien.  La dernière fois que vous avez acheté Pastèque est maison voisin et semble exister dans les modalités, prière de prendre attache avec le QG pour plus d'explication afin de la classer bien.  La dernière fois que vous avez acheté Piment frais est table du coin et semble exister dans les modalités, prière de prendre attache avec le QG pour plus d'explication afin de la classer bien.  La dernière fois que vous avez acheté Poireau est table du coin et semble exister dans les modalités, prière de prendre attache avec le QG pour plus d'explication afin de la classer bien.  La dernière fois que vous avez acheté Poivron frais est table du coin et semble exister dans les modalités, prière de prendre attache avec le QG pour plus d'explication afin de la classer bien.  La dernière fois que vous avez acheté Soumbala (moutarde africaine) est table coin et semble exister dans les modalités, prière de prendre attache avec le QG pour plus d'explication afin de la classer bien.  La dernière fois que vous avez acheté Tomate fraîche est table du coin et semble exister dans les modalités, prière de prendre attache avec le QG pour plus d'explication afin de la classer bien. Avertissement!!! Le ménage a consommé 10 Cuillère Moyen de Pâte d'arachide, cette quantité semble anormale pour une consommation des 7 derniers jours. Etes vous sur d'avoir selectionner la bonne unitée ? prière de verifier et corriger. Avertissement!!! Le ménage a consommé 14 Pièce Petit de Carpe séchée, cette quantité semble anormale pour une consommation des 7 derniers jours.Prière de corriger ou de confirmer avec le QG.  La dernière fois que vous avez acheté Carpe séchée est table du coin et semble exister dans les modalités, prière de prendre attache avec le QG pour plus d'explication afin de la classer bien. Avertissement!!! Le ménage a consommé 21 Sachets Petit de Sucre en poudre , cette quantité semble anormale pour une consommation des 7 derniers jours.Prière de corriger ou de confirmer avec le QG. Avertissement!!! Le ménage a consommé 7 Paquet Tres petit de Thé en sachet, cette quantité semble anormale pour une consommation des 7 derniers jours.Prière de corriger ou de confirmer avec le QG. Avertissement!! le prix unitaire (100 Fcfa) de Thé en sachet (unité: Paquet) de taille Tres petit est très faible ou élevé. Prière de corriger ou de confirmer avec le QG. Incoherence!!! Le ménage a consommé 3 Cuillère Petit de Farine de blé locale ou importée, cette quantité semble anormale pour une consommation des 7 derniers jours, prière de verifier et corriger. Incohérence!! Dans ce ménage, chaque individus consomme par jour 23.29464 Kg  de cereale; Prière de revoir les quantités prises de ces produits. Incohérence!! Dans ce ménage, chaque individus consomme par jour 23.29464 Kg  de cereale; Prière de revoir les quantités prises de ces produits. Le prix d'achat unitaire (320 Fcfa) de Riz importé parfumé en Sac (50 Kg) de taille taille unique est très faible, prière de regarder les reponses prises dans les questions s07bq07a s07bq07b s07bq07c s07bq08 pour mieux corriger. Attention ! Le prix unitaire d'achat (320 Fcfa) de Riz importé parfumé en Sac (50 Kg) (taille unique) est relativement faible par rapport aux autres prix observés dans cette zone. Prière de corriger ou de confirmer avec le QG.</w:t>
+        <w:t>- La dernière fois que vous avez acheté Aubergine   est table coin et semble exister dans les modalités, prière de prendre attache avec le QG pour plus d'explication afin de la classer bien.  La dernière fois que vous avez acheté Aubergine sauvage  est table du coin et semble exister dans les modalités, prière de prendre attache avec le QG pour plus d'explication afin de la classer bien.  La dernière fois que vous avez acheté Mâchoiron séchée (Kon) est table du coin et semble exister dans les modalités, prière de prendre attache avec le QG pour plus d'explication afin de la classer bien.  La dernière fois que vous avez acheté Pastèque est maison voisin et semble exister dans les modalités, prière de prendre attache avec le QG pour plus d'explication afin de la classer bien.  La dernière fois que vous avez acheté Piment frais est table du coin et semble exister dans les modalités, prière de prendre attache avec le QG pour plus d'explication afin de la classer bien.  La dernière fois que vous avez acheté Poireau est table du coin et semble exister dans les modalités, prière de prendre attache avec le QG pour plus d'explication afin de la classer bien.  La dernière fois que vous avez acheté Poivron frais est table du coin et semble exister dans les modalités, prière de prendre attache avec le QG pour plus d'explication afin de la classer bien.  La dernière fois que vous avez acheté Soumbala (moutarde africaine) est table coin et semble exister dans les modalités, prière de prendre attache avec le QG pour plus d'explication afin de la classer bien.  La dernière fois que vous avez acheté Tomate fraîche est table du coin et semble exister dans les modalités, prière de prendre attache avec le QG pour plus d'explication afin de la classer bien. Avertissement!!! Le ménage a consommé 10 Cuillère Moyen de Pâte d'arachide, cette quantité semble anormale pour une consommation des 7 derniers jours. Etes vous sur d'avoir selectionner la bonne unitée ? prière de verifier et corriger. Avertissement!!! Le ménage a consommé 14 Pièce Petit de Carpe séchée, cette quantité semble anormale pour une consommation des 7 derniers jours.Prière de corriger ou de confirmer avec le QG. Attention ! Le prix unitaire d'achat (50 Fcfa) de Carpe séchée en Pièce (Petit) est relativement faible par rapport aux autres prix observés dans cette zone. Prière de corriger ou de confirmer avec le QG.  La dernière fois que vous avez acheté Carpe séchée est table du coin et semble exister dans les modalités, prière de prendre attache avec le QG pour plus d'explication afin de la classer bien. Avertissement!!! Le ménage a consommé 21 Sachets Petit de Sucre en poudre , cette quantité semble anormale pour une consommation des 7 derniers jours.Prière de corriger ou de confirmer avec le QG. Avertissement!!! Le ménage a consommé 7 Paquet Tres petit de Thé en sachet, cette quantité semble anormale pour une consommation des 7 derniers jours.Prière de corriger ou de confirmer avec le QG. Avertissement!! le prix unitaire (100 Fcfa) de Thé en sachet (unité: Paquet) de taille Tres petit est très faible ou élevé. Prière de corriger ou de confirmer avec le QG. Incoherence!!! Le ménage a consommé 3 Cuillère Petit de Farine de blé locale ou importée, cette quantité semble anormale pour une consommation des 7 derniers jours, prière de verifier et corriger. Incohérence!! Dans ce ménage, chaque individus consomme par jour 37.60417 Kg  de cereale; Prière de revoir les quantités prises de ces produits. Incohérence!! Dans ce ménage, chaque individus consomme par jour 37.60417 Kg  de cereale; Prière de revoir les quantités prises de ces produits. Le prix d'achat unitaire (320 Fcfa) de Riz importé parfumé en Sac (50 Kg) de taille taille unique est très faible, prière de regarder les reponses prises dans les questions s07bq07a s07bq07b s07bq07c s07bq08 pour mieux corriger. Attention ! Le prix unitaire d'achat (320 Fcfa) de Riz importé parfumé en Sac (50 Kg) (taille unique) est relativement faible par rapport aux autres prix observés dans cette zone. Prière de corriger ou de confirmer avec le QG.</w:t>
       </w:r>
     </w:p>
     <w:p>
@@ -5230,7 +5234,7 @@
         <w:rPr>
           <w:sz w:val="20"/>
         </w:rPr>
-        <w:t>- La dernière fois que vous avez acheté Arachides pilées est table du coin et semble exister dans les modalités, prière de prendre attache avec le QG pour plus d'explication afin de la classer bien.  La dernière fois que vous avez acheté Aubergine   est table du coin et semble exister dans les modalités, prière de prendre attache avec le QG pour plus d'explication afin de la classer bien.  La dernière fois que vous avez acheté Aubergine sauvage  est table du coin et semble exister dans les modalités, prière de prendre attache avec le QG pour plus d'explication afin de la classer bien.  La dernière fois que vous avez acheté Choux est table du coin et semble exister dans les modalités, prière de prendre attache avec le QG pour plus d'explication afin de la classer bien.  La dernière fois que vous avez acheté Huile de palme brute est table du coin et semble exister dans les modalités, prière de prendre attache avec le QG pour plus d'explication afin de la classer bien.  La dernière fois que vous avez acheté Niébé/Haricots secs est table du coin et semble exister dans les modalités, prière de prendre attache avec le QG pour plus d'explication afin de la classer bien.  La dernière fois que vous avez acheté Piment frais est table du coin et semble exister dans les modalités, prière de prendre attache avec le QG pour plus d'explication afin de la classer bien.  La dernière fois que vous avez acheté Poireau est table du coin et semble exister dans les modalités, prière de prendre attache avec le QG pour plus d'explication afin de la classer bien.  La dernière fois que vous avez acheté Poivre est table du coin et semble exister dans les modalités, prière de prendre attache avec le QG pour plus d'explication afin de la classer bien.  La dernière fois que vous avez acheté Poivron frais est table du coin et semble exister dans les modalités, prière de prendre attache avec le QG pour plus d'explication afin de la classer bien.  La dernière fois que vous avez acheté Pâte d'arachide est table du coin et semble exister dans les modalités, prière de prendre attache avec le QG pour plus d'explication afin de la classer bien.  La dernière fois que vous avez acheté Silure séché est table du coin et semble exister dans les modalités, prière de prendre attache avec le QG pour plus d'explication afin de la classer bien.  La dernière fois que vous avez acheté Soumbala (moutarde africaine) est table au coin et semble exister dans les modalités, prière de prendre attache avec le QG pour plus d'explication afin de la classer bien. Attention ! Le prix unitaire d'achat (150 Fcfa) de Carotte en Pièce (Moyen) est relativement élevé par rapport aux autres prix observés dans cette zone. Prière de corriger ou de confirmer avec le QG.  La dernière fois que vous avez acheté Carotte est table du coin et semble exister dans les modalités, prière de prendre attache avec le QG pour plus d'explication afin de la classer bien. Attention ! Le prix unitaire d'achat (25 Fcfa) de Cube alimentaire (Maggi, Jumbo, ) en Cube (Moyen) est relativement faible par rapport aux autres prix observés dans cette zone. Prière de corriger ou de confirmer avec le QG.  La dernière fois que vous avez acheté Cube alimentaire (Maggi, Jumbo, ) est table du coin et semble exister dans les modalités, prière de prendre attache avec le QG pour plus d'explication afin de la classer bien. Avertissement!!! Le ménage a consommé 1 Paquet Petit de Thé en sachet, cette quantité semble anormale pour une consommation des 7 derniers jours.Prière de corriger ou de confirmer avec le QG. Avertissement!! le prix unitaire (100 Fcfa) de Thé en sachet (unité: Paquet) de taille Petit est très faible ou élevé. Prière de corriger ou de confirmer avec le QG. Incohérence!! Dans ce ménage, chaque individus consomme par jour 41.69629 Kg  de cereale; Prière de revoir les quantités prises de ces produits.</w:t>
+        <w:t>- La dernière fois que vous avez acheté Arachides pilées est table du coin et semble exister dans les modalités, prière de prendre attache avec le QG pour plus d'explication afin de la classer bien.  La dernière fois que vous avez acheté Aubergine   est table du coin et semble exister dans les modalités, prière de prendre attache avec le QG pour plus d'explication afin de la classer bien.  La dernière fois que vous avez acheté Aubergine sauvage  est table du coin et semble exister dans les modalités, prière de prendre attache avec le QG pour plus d'explication afin de la classer bien.  La dernière fois que vous avez acheté Choux est table du coin et semble exister dans les modalités, prière de prendre attache avec le QG pour plus d'explication afin de la classer bien.  La dernière fois que vous avez acheté Huile de palme brute est table du coin et semble exister dans les modalités, prière de prendre attache avec le QG pour plus d'explication afin de la classer bien.  La dernière fois que vous avez acheté Niébé/Haricots secs est table du coin et semble exister dans les modalités, prière de prendre attache avec le QG pour plus d'explication afin de la classer bien.  La dernière fois que vous avez acheté Piment frais est table du coin et semble exister dans les modalités, prière de prendre attache avec le QG pour plus d'explication afin de la classer bien.  La dernière fois que vous avez acheté Poireau est table du coin et semble exister dans les modalités, prière de prendre attache avec le QG pour plus d'explication afin de la classer bien.  La dernière fois que vous avez acheté Poivre est table du coin et semble exister dans les modalités, prière de prendre attache avec le QG pour plus d'explication afin de la classer bien.  La dernière fois que vous avez acheté Poivron frais est table du coin et semble exister dans les modalités, prière de prendre attache avec le QG pour plus d'explication afin de la classer bien.  La dernière fois que vous avez acheté Pâte d'arachide est table du coin et semble exister dans les modalités, prière de prendre attache avec le QG pour plus d'explication afin de la classer bien.  La dernière fois que vous avez acheté Silure séché est table du coin et semble exister dans les modalités, prière de prendre attache avec le QG pour plus d'explication afin de la classer bien.  La dernière fois que vous avez acheté Soumbala (moutarde africaine) est table au coin et semble exister dans les modalités, prière de prendre attache avec le QG pour plus d'explication afin de la classer bien. Attention ! Le prix unitaire d'achat (150 Fcfa) de Carotte en Pièce (Moyen) est relativement élevé par rapport aux autres prix observés dans cette zone. Prière de corriger ou de confirmer avec le QG.  La dernière fois que vous avez acheté Carotte est table du coin et semble exister dans les modalités, prière de prendre attache avec le QG pour plus d'explication afin de la classer bien. Attention ! Le prix unitaire d'achat (25 Fcfa) de Cube alimentaire (Maggi, Jumbo, ) en Cube (Moyen) est relativement faible par rapport aux autres prix observés dans cette zone. Prière de corriger ou de confirmer avec le QG.  La dernière fois que vous avez acheté Cube alimentaire (Maggi, Jumbo, ) est table du coin et semble exister dans les modalités, prière de prendre attache avec le QG pour plus d'explication afin de la classer bien. Avertissement!!! Le ménage a consommé 1 Paquet Petit de Thé en sachet, cette quantité semble anormale pour une consommation des 7 derniers jours.Prière de corriger ou de confirmer avec le QG. Avertissement!! le prix unitaire (100 Fcfa) de Thé en sachet (unité: Paquet) de taille Petit est très faible ou élevé. Prière de corriger ou de confirmer avec le QG. Incohérence!! Dans ce ménage, chaque individus consomme par jour 81.21772 Kg  de cereale; Prière de revoir les quantités prises de ces produits.</w:t>
       </w:r>
     </w:p>
     <w:p>
@@ -5319,27 +5323,6 @@
           <w:sz w:val="20"/>
         </w:rPr>
         <w:t>- Le montant (FCFA) du loyer mensuel payé pour un logement comme le votre dans ce village/quartier est trop élevé, Veuillez s'il vous plaît corriger cette information.</w:t>
-      </w:r>
-    </w:p>
-    <w:p>
-      <w:r>
-        <w:rPr>
-          <w:b/>
-          <w:color w:val="4672C4"/>
-          <w:sz w:val="22"/>
-        </w:rPr>
-        <w:t>&gt;&gt; Section12 - Actifs du menage</w:t>
-      </w:r>
-    </w:p>
-    <w:p>
-      <w:pPr>
-        <w:ind w:left="283"/>
-      </w:pPr>
-      <w:r>
-        <w:rPr>
-          <w:sz w:val="20"/>
-        </w:rPr>
-        <w:t>- Attention ! Téléphone portable a été revendu à 80000 Fcfa qui est relativement élevé par rapport aux autres prix de revente observés dans cette zone. Prière de corriger ou de confirmer avec le QG.</w:t>
       </w:r>
     </w:p>
     <w:p>
@@ -5752,7 +5735,7 @@
         <w:br/>
         <w:t xml:space="preserve">- L'ethni de RAMATOULAYE MANE est Kognagui, prière de bien classer cet ethni qui existe soit dans la liste des ethni ou n'éxiste pas comme ethni. </w:t>
         <w:br/>
-        <w:t xml:space="preserve">- L'ethni de SALIOU MANE est kognagui, prière de bien classer cet ethni qui existe soit dans la liste des ethni ou n'éxiste pas comme ethni. </w:t>
+        <w:t xml:space="preserve">- L'ethni de SALIOU MANE est kognagui, prière de bien classer cet ethni qui existe soit dans la liste des ethni ou n'éxiste pas comme ethni. Attention ! Le montant (6000 Fcfa) dépensé ou reçu en cadeau pour les cartes prépayées, les transferts de crédit et les abonnements de  SALIOU MANE est relativement élevé par rapport aux autres montants depansés observés dans cette zone. Prière de corriger ou de confirmer avec le QG. </w:t>
         <w:br/>
         <w:t>- L'ethni de YAYA MANE est Kognagui, prière de bien classer cet ethni qui existe soit dans la liste des ethni ou n'éxiste pas comme ethni.</w:t>
       </w:r>
@@ -5879,7 +5862,7 @@
         <w:rPr>
           <w:sz w:val="20"/>
         </w:rPr>
-        <w:t>- Attention ! Le prix unitaire d'achat (200 Fcfa) de Silure séché en Morceau (Portion) (Petit) est relativement élevé par rapport aux autres prix observés dans cette zone. Prière de corriger ou de confirmer avec le QG. Attention ! Le prix unitaire d'achat (250 Fcfa) de Carpe séchée en Morceau (Portion) (Petit) est relativement élevé par rapport aux autres prix observés dans cette zone. Prière de corriger ou de confirmer avec le QG. Avertissement!! le prix unitaire (100 Fcfa) de Thé en sachet (unité: Sachets) de taille Petit est très faible ou élevé. Prière de corriger ou de confirmer avec le QG. Avertissement!!! Le ménage a consommé 2 Cuillère Moyen de Pâte d'arachide, cette quantité semble anormale pour une consommation des 7 derniers jours. Etes vous sur d'avoir selectionner la bonne unitée ? prière de verifier et corriger. Le prix d'achat unitaire (1 Fcfa) de Soumbala (moutarde africaine) en Boule (dankk) de taille Petit  est invraisemblable, prière de regarder les reponses prises dans les questions s07bq07a s07bq07b s07bq07c s07bq08 pour mieux corriger. Attention ! Le prix unitaire d'achat (1 Fcfa) de Soumbala (moutarde africaine) en Boule (dankk) (Petit) est relativement faible par rapport aux autres prix observés dans cette zone. Prière de corriger ou de confirmer avec le QG.</w:t>
+        <w:t>- Attention ! Le prix unitaire d'achat (200 Fcfa) de Silure séché en Morceau (Portion) (Petit) est relativement élevé par rapport aux autres prix observés dans cette zone. Prière de corriger ou de confirmer avec le QG. Attention ! Le prix unitaire d'achat (250 Fcfa) de Carpe séchée en Morceau (Portion) (Petit) est relativement élevé par rapport aux autres prix observés dans cette zone. Prière de corriger ou de confirmer avec le QG. Attention ! Le prix unitaire d'achat (33.33333 Fcfa) de Patate douce en Pièce (Petit) est relativement faible par rapport aux autres prix observés dans cette zone. Prière de corriger ou de confirmer avec le QG. Avertissement!! le prix unitaire (100 Fcfa) de Thé en sachet (unité: Sachets) de taille Petit est très faible ou élevé. Prière de corriger ou de confirmer avec le QG. Avertissement!!! Le ménage a consommé 2 Cuillère Moyen de Pâte d'arachide, cette quantité semble anormale pour une consommation des 7 derniers jours. Etes vous sur d'avoir selectionner la bonne unitée ? prière de verifier et corriger. Le prix d'achat unitaire (1 Fcfa) de Soumbala (moutarde africaine) en Boule (dankk) de taille Petit  est invraisemblable, prière de regarder les reponses prises dans les questions s07bq07a s07bq07b s07bq07c s07bq08 pour mieux corriger. Attention ! Le prix unitaire d'achat (1 Fcfa) de Soumbala (moutarde africaine) en Boule (dankk) (Petit) est relativement faible par rapport aux autres prix observés dans cette zone. Prière de corriger ou de confirmer avec le QG.</w:t>
       </w:r>
     </w:p>
     <w:p>
@@ -5987,6 +5970,27 @@
         <w:t xml:space="preserve">- Le document légal (titre, acte, certificat etc. ) qui affirme votre possession de la parcelle parcelle mil est  et semble exister dans les modalités, prière de prendre attache avec le QG pour plus d'explication afin de la classer bien. </w:t>
         <w:br/>
         <w:t>- Le nombre d'homme de 15 ans et plus (30) non membre du ménage de LAMINE MANE ayant travaillé dans la parcelle Parcelle Arachide pour la période d'entretien du sol semble élevé, prière de corriger. Le nombre de personnes toutes catégories confondues des main-d'oeuvre non-familiale sur la parcelle Parcelle Arachide au cours de la campagne pour la période d'entretien du sol (sarclage, etc.) est de 30 personnes qui semble faible ou élevé. Merci de corriger. Le salaire total payé de toutes catégories confondues par le ménage LAMINE MANE pour la main-d'oeuvre non-familiale sur la parcelle Parcelle Arachide au cours de la campagne pour la période d'entretien du sol (sarclage, etc.) est de 0 qui semble élevé ou faible. Merci de corriger. Le document légal (titre, acte, certificat etc. ) qui affirme votre possession de la parcelle Parcelle Arachide est  et semble exister dans les modalités, prière de prendre attache avec le QG pour plus d'explication afin de la classer bien.</w:t>
+      </w:r>
+    </w:p>
+    <w:p>
+      <w:r>
+        <w:rPr>
+          <w:b/>
+          <w:color w:val="4672C4"/>
+          <w:sz w:val="22"/>
+        </w:rPr>
+        <w:t>&gt;&gt; Section19 - Equipements agricoles</w:t>
+      </w:r>
+    </w:p>
+    <w:p>
+      <w:pPr>
+        <w:ind w:left="283"/>
+      </w:pPr>
+      <w:r>
+        <w:rPr>
+          <w:sz w:val="20"/>
+        </w:rPr>
+        <w:t>- Attention ! Faucheuse a été achété à 1500 Fcfa est relativement élevé par rapport aux autres prix d'achat observés dans cette zone. Prière de corriger ou de confirmer avec le QG.</w:t>
       </w:r>
     </w:p>
     <w:p>
@@ -6332,6 +6336,27 @@
           <w:color w:val="4672C4"/>
           <w:sz w:val="22"/>
         </w:rPr>
+        <w:t>&gt;&gt; Section1 - Caracteristiques des membres</w:t>
+      </w:r>
+    </w:p>
+    <w:p>
+      <w:pPr>
+        <w:ind w:left="283"/>
+      </w:pPr>
+      <w:r>
+        <w:rPr>
+          <w:sz w:val="20"/>
+        </w:rPr>
+        <w:t>- Attention ! Le montant (4600 Fcfa) dépensé ou reçu en cadeau pour les cartes prépayées, les transferts de crédit et les abonnements de  Moussa toure est relativement élevé par rapport aux autres montants depansés observés dans cette zone. Prière de corriger ou de confirmer avec le QG.</w:t>
+      </w:r>
+    </w:p>
+    <w:p>
+      <w:r>
+        <w:rPr>
+          <w:b/>
+          <w:color w:val="4672C4"/>
+          <w:sz w:val="22"/>
+        </w:rPr>
         <w:t>&gt;&gt; Section2 - Education</w:t>
       </w:r>
     </w:p>
@@ -6412,7 +6437,7 @@
         <w:rPr>
           <w:sz w:val="20"/>
         </w:rPr>
-        <w:t>- La dernière fois que vous avez acheté Aubergine sauvage  est table du coin et semble exister dans les modalités, prière de prendre attache avec le QG pour plus d'explication afin de la classer bien.  La dernière fois que vous avez acheté Carotte est table du coin et semble exister dans les modalités, prière de prendre attache avec le QG pour plus d'explication afin de la classer bien.  La dernière fois que vous avez acheté Piment frais est table du coin et semble exister dans les modalités, prière de prendre attache avec le QG pour plus d'explication afin de la classer bien.  La dernière fois que vous avez acheté Poireau est table du coin et semble exister dans les modalités, prière de prendre attache avec le QG pour plus d'explication afin de la classer bien.  La dernière fois que vous avez acheté Poivron frais est table du coin et semble exister dans les modalités, prière de prendre attache avec le QG pour plus d'explication afin de la classer bien.  La dernière fois que vous avez acheté Tomate fraîche est table du coin et semble exister dans les modalités, prière de prendre attache avec le QG pour plus d'explication afin de la classer bien. Attention ! Le prix unitaire d'achat (25 Fcfa) de Ail en Sachets (Petit) est relativement faible par rapport aux autres prix observés dans cette zone. Prière de corriger ou de confirmer avec le QG. Avertissement!!! Le ménage a consommé 6 Cuillère Moyen de Pâte d'arachide, cette quantité semble anormale pour une consommation des 7 derniers jours. Etes vous sur d'avoir selectionner la bonne unitée ? prière de verifier et corriger. Avertissement!!! Le ménage a consommé 7 Paquet Petit de Thé en sachet, cette quantité semble anormale pour une consommation des 7 derniers jours.Prière de corriger ou de confirmer avec le QG. Avertissement!! le prix unitaire (100 Fcfa) de Thé en sachet (unité: Paquet) de taille Petit est très faible ou élevé. Prière de corriger ou de confirmer avec le QG. Avertissement!!! Le ménage a consommé 8 Boite de tomate/Pot Petit de Mâchoiron séchée (Kon), cette quantité semble anormale pour une consommation des 7 derniers jours.Prière de corriger ou de confirmer avec le QG.  La dernière fois que vous avez acheté Mâchoiron séchée (Kon) est table du coin et semble exister dans les modalités, prière de prendre attache avec le QG pour plus d'explication afin de la classer bien. Incohérence!! Dans ce ménage, chaque individus consomme par jour 21.72619 Kg  de cereale; Prière de revoir les quantités prises de ces produits. Incohérence!! Dans ce ménage, chaque individus consomme par jour 21.72619 Kg  de cereale; Prière de revoir les quantités prises de ces produits. Incohérence!! Dans ce ménage, chaque individus consomme par jour 21.72619 Kg  de cereale; Prière de revoir les quantités prises de ces produits. Le prix d'achat unitaire (320 Fcfa) de Riz importé parfumé en Sac (50 Kg) de taille taille unique est très faible, prière de regarder les reponses prises dans les questions s07bq07a s07bq07b s07bq07c s07bq08 pour mieux corriger. Attention ! Le prix unitaire d'achat (320 Fcfa) de Riz importé parfumé en Sac (50 Kg) (taille unique) est relativement faible par rapport aux autres prix observés dans cette zone. Prière de corriger ou de confirmer avec le QG. Le prix d'achat unitaire (1 Fcfa) de Lait caillé en Sachets de taille Petit  est invraisemblable, prière de regarder les reponses prises dans les questions s07bq07a s07bq07b s07bq07c s07bq08 pour mieux corriger. Attention ! Le prix unitaire d'achat (1 Fcfa) de Lait caillé en Sachets (Petit) est relativement faible par rapport aux autres prix observés dans cette zone. Prière de corriger ou de confirmer avec le QG.</w:t>
+        <w:t>- La dernière fois que vous avez acheté Aubergine sauvage  est table du coin et semble exister dans les modalités, prière de prendre attache avec le QG pour plus d'explication afin de la classer bien.  La dernière fois que vous avez acheté Carotte est table du coin et semble exister dans les modalités, prière de prendre attache avec le QG pour plus d'explication afin de la classer bien.  La dernière fois que vous avez acheté Piment frais est table du coin et semble exister dans les modalités, prière de prendre attache avec le QG pour plus d'explication afin de la classer bien.  La dernière fois que vous avez acheté Poireau est table du coin et semble exister dans les modalités, prière de prendre attache avec le QG pour plus d'explication afin de la classer bien.  La dernière fois que vous avez acheté Poivron frais est table du coin et semble exister dans les modalités, prière de prendre attache avec le QG pour plus d'explication afin de la classer bien.  La dernière fois que vous avez acheté Tomate fraîche est table du coin et semble exister dans les modalités, prière de prendre attache avec le QG pour plus d'explication afin de la classer bien. Attention ! Le prix unitaire d'achat (1000 Fcfa) de Viande de bœuf: filet, faux-filet en Tas (Petit) est relativement faible par rapport aux autres prix observés dans cette zone. Prière de corriger ou de confirmer avec le QG. Attention ! Le prix unitaire d'achat (25 Fcfa) de Ail en Sachets (Petit) est relativement faible par rapport aux autres prix observés dans cette zone. Prière de corriger ou de confirmer avec le QG. Avertissement!!! Le ménage a consommé 6 Cuillère Moyen de Pâte d'arachide, cette quantité semble anormale pour une consommation des 7 derniers jours. Etes vous sur d'avoir selectionner la bonne unitée ? prière de verifier et corriger. Avertissement!!! Le ménage a consommé 7 Paquet Petit de Thé en sachet, cette quantité semble anormale pour une consommation des 7 derniers jours.Prière de corriger ou de confirmer avec le QG. Avertissement!! le prix unitaire (100 Fcfa) de Thé en sachet (unité: Paquet) de taille Petit est très faible ou élevé. Prière de corriger ou de confirmer avec le QG. Avertissement!!! Le ménage a consommé 8 Boite de tomate/Pot Petit de Mâchoiron séchée (Kon), cette quantité semble anormale pour une consommation des 7 derniers jours.Prière de corriger ou de confirmer avec le QG.  La dernière fois que vous avez acheté Mâchoiron séchée (Kon) est table du coin et semble exister dans les modalités, prière de prendre attache avec le QG pour plus d'explication afin de la classer bien. Incohérence!! Dans ce ménage, chaque individus consomme par jour 36.32857 Kg  de cereale; Prière de revoir les quantités prises de ces produits. Incohérence!! Dans ce ménage, chaque individus consomme par jour 36.32857 Kg  de cereale; Prière de revoir les quantités prises de ces produits. Incohérence!! Dans ce ménage, chaque individus consomme par jour 36.32857 Kg  de cereale; Prière de revoir les quantités prises de ces produits. Le prix d'achat unitaire (320 Fcfa) de Riz importé parfumé en Sac (50 Kg) de taille taille unique est très faible, prière de regarder les reponses prises dans les questions s07bq07a s07bq07b s07bq07c s07bq08 pour mieux corriger. Attention ! Le prix unitaire d'achat (320 Fcfa) de Riz importé parfumé en Sac (50 Kg) (taille unique) est relativement faible par rapport aux autres prix observés dans cette zone. Prière de corriger ou de confirmer avec le QG. Le prix d'achat unitaire (1 Fcfa) de Lait caillé en Sachets de taille Petit  est invraisemblable, prière de regarder les reponses prises dans les questions s07bq07a s07bq07b s07bq07c s07bq08 pour mieux corriger.</w:t>
       </w:r>
     </w:p>
     <w:p>
@@ -6544,7 +6569,7 @@
         </w:rPr>
         <w:t xml:space="preserve">- Avertissement!! L'âge (40 ans)  de Semoir dans ce ménage semble être élevé, prière de corriger ou confirmer avec le QG. </w:t>
         <w:br/>
-        <w:t xml:space="preserve">- Avertissement!! Le nombre (26)  de Houe asine est élevé, prière de corriger ou confirmer avec le QG. Avertissement!! L'âge (40 ans)  de Houe asine dans ce ménage semble être élevé, prière de corriger ou confirmer avec le QG. </w:t>
+        <w:t xml:space="preserve">- Avertissement!! Le nombre (26)  de Houe asine est élevé, prière de corriger ou confirmer avec le QG. Avertissement!! L'âge (40 ans)  de Houe asine dans ce ménage semble être élevé, prière de corriger ou confirmer avec le QG. Attention ! Houe asine a été achété à 75000 Fcfa est relativement élevé par rapport aux autres prix d'achat observés dans cette zone. Prière de corriger ou de confirmer avec le QG. Attention ! Houe asine a été revendu à 75000 Fcfa qui est relativement élevé par rapport aux autres prix de revente observés dans cette zone. Prière de corriger ou de confirmer avec le QG. </w:t>
         <w:br/>
         <w:t>- Le ménage a utilisé Charrettes qu'il ne possède pas mais qui a loué auprès d'une coopérative ou d'un autre ménage, il a payé 0 FCFA. Prière de fournir d'effort pour estimer la valeur payé après utilisation. Le ménage a utilisé Charrettes qu'il ne possède pas mais a loué auprès d'une coopérative ou d'un autre ménage et a payé (0 FCFA) qui semble élevé ou faible, prière de corriger ou confirmer auprès du QG.</w:t>
       </w:r>
@@ -6983,7 +7008,7 @@
         <w:rPr>
           <w:sz w:val="20"/>
         </w:rPr>
-        <w:t>- La dernière fois que vous avez acheté Aubergine sauvage  est TABLE DU COIN et semble exister dans les modalités, prière de prendre attache avec le QG pour plus d'explication afin de la classer bien.  La dernière fois que vous avez acheté Carotte est table du coin et semble exister dans les modalités, prière de prendre attache avec le QG pour plus d'explication afin de la classer bien.  La dernière fois que vous avez acheté Carpe séchée est TABLE DU COIN et semble exister dans les modalités, prière de prendre attache avec le QG pour plus d'explication afin de la classer bien.  La dernière fois que vous avez acheté Manioc en tubercules est table du coin et semble exister dans les modalités, prière de prendre attache avec le QG pour plus d'explication afin de la classer bien.  La dernière fois que vous avez acheté Piment frais est table du coin et semble exister dans les modalités, prière de prendre attache avec le QG pour plus d'explication afin de la classer bien.  La dernière fois que vous avez acheté Poireau est table coin et semble exister dans les modalités, prière de prendre attache avec le QG pour plus d'explication afin de la classer bien.  La dernière fois que vous avez acheté Poivron frais est Table du coin et semble exister dans les modalités, prière de prendre attache avec le QG pour plus d'explication afin de la classer bien.  La dernière fois que vous avez acheté Tamarin noir est TABLE DU COIN et semble exister dans les modalités, prière de prendre attache avec le QG pour plus d'explication afin de la classer bien. Attention ! Le prix unitaire d'achat (250 Fcfa) de Choux en Morceau (Portion) (Petit) est relativement élevé par rapport aux autres prix observés dans cette zone. Prière de corriger ou de confirmer avec le QG.  La dernière fois que vous avez acheté Choux est TABLE DU COIN et semble exister dans les modalités, prière de prendre attache avec le QG pour plus d'explication afin de la classer bien. Attention ! Le prix unitaire d'achat (2500 Fcfa) de Viande de bœuf: côte, entrecôte, bifteck en Tas (Moyen) est relativement élevé par rapport aux autres prix observés dans cette zone. Prière de corriger ou de confirmer avec le QG. Avertissement!! La quantité (4.5 litre) du produit Huile d'arachide raffinée consommée  par le ménage semble très élevé, prière de corriger ou confirmer avec le QG.  La dernière fois que vous avez acheté Huile d'arachide raffinée est A LA FRONTIERE DE LA GAMBIE et semble exister dans les modalités, prière de prendre attache avec le QG pour plus d'explication afin de la classer bien. Avertissement!!! Le ménage a consommé 10 Kg taille unique de Sucre en poudre , cette quantité semble anormale pour une consommation des 7 derniers jours.Prière de corriger ou de confirmer avec le QG. Le prix d'achat unitaire (360 Fcfa) de Sucre en poudre  en Sac (50 Kg) de taille taille unique est très faible, prière de regarder les reponses prises dans les questions s07bq07a s07bq07b s07bq07c s07bq08 pour mieux corriger.  La dernière fois que vous avez acheté Sucre en poudre  est BOUTIQUE A LA FRONTIERE GAMBIE et semble exister dans les modalités, prière de prendre attache avec le QG pour plus d'explication afin de la classer bien. Avertissement!!! Le ménage a consommé 14 Tas Moyen de Capitaine frais, cette quantité semble anormale pour une consommation des 7 derniers jours.Prière de corriger ou de confirmer avec le QG. Avertissement!!! Le ménage a consommé 30 Pièce Moyen de Oignon frais, cette quantité semble anormale pour une consommation des 7 derniers jours.Prière de corriger ou de confirmer avec le QG. Avertissement!!!Le ménage a consommé 70 miche de Moyen de Pain traditionnel (Baguette)  ce qui semble incoherent pour une consommation aucours des 7 derniers jours, prière de verifier et corriger. Incohérence!! Dans ce ménage, chaque individus consomme par jour 19.55643 Kg  de cereale; Prière de revoir les quantités prises de ces produits. Incohérence!! Dans ce ménage, chaque individus consomme par jour 19.55643 Kg  de cereale; Prière de revoir les quantités prises de ces produits. Incohérence!! Dans ce ménage, chaque individus consomme par jour 19.55643 Kg  de cereale; Prière de revoir les quantités prises de ces produits.  La dernière fois que vous avez acheté Riz importé parfumé est BOUTIQUE A LA FRONTIERE QUE’SE SITUE A 8KM et semble exister dans les modalités, prière de prendre attache avec le QG pour plus d'explication afin de la classer bien. Le ménage a consommé 25 Sac (50 Kg) taille unique de Arachides séchées en coques, cette quantité semble anormale pour une consommation des 7 derniers jours. prière de verifier et corriger ou confirmer avec le QG. Le prix d'achat unitaire (6000 Fcfa) de Poivre en Kg de taille taille unique prière de regarder les reponses prises dans les questions s07bq07a s07bq07b s07bq07c s07bq08 pour mieux corriger.</w:t>
+        <w:t>- La dernière fois que vous avez acheté Aubergine sauvage  est TABLE DU COIN et semble exister dans les modalités, prière de prendre attache avec le QG pour plus d'explication afin de la classer bien.  La dernière fois que vous avez acheté Carotte est table du coin et semble exister dans les modalités, prière de prendre attache avec le QG pour plus d'explication afin de la classer bien.  La dernière fois que vous avez acheté Carpe séchée est TABLE DU COIN et semble exister dans les modalités, prière de prendre attache avec le QG pour plus d'explication afin de la classer bien.  La dernière fois que vous avez acheté Manioc en tubercules est table du coin et semble exister dans les modalités, prière de prendre attache avec le QG pour plus d'explication afin de la classer bien.  La dernière fois que vous avez acheté Piment frais est table du coin et semble exister dans les modalités, prière de prendre attache avec le QG pour plus d'explication afin de la classer bien.  La dernière fois que vous avez acheté Poireau est table coin et semble exister dans les modalités, prière de prendre attache avec le QG pour plus d'explication afin de la classer bien.  La dernière fois que vous avez acheté Poivron frais est Table du coin et semble exister dans les modalités, prière de prendre attache avec le QG pour plus d'explication afin de la classer bien.  La dernière fois que vous avez acheté Tamarin noir est TABLE DU COIN et semble exister dans les modalités, prière de prendre attache avec le QG pour plus d'explication afin de la classer bien. Attention ! Le prix unitaire d'achat (250 Fcfa) de Choux en Morceau (Portion) (Petit) est relativement élevé par rapport aux autres prix observés dans cette zone. Prière de corriger ou de confirmer avec le QG.  La dernière fois que vous avez acheté Choux est TABLE DU COIN et semble exister dans les modalités, prière de prendre attache avec le QG pour plus d'explication afin de la classer bien. Attention ! Le prix unitaire d'achat (2500 Fcfa) de Viande de bœuf: côte, entrecôte, bifteck en Tas (Moyen) est relativement élevé par rapport aux autres prix observés dans cette zone. Prière de corriger ou de confirmer avec le QG. Avertissement!! La quantité (4.5 litre) du produit Huile d'arachide raffinée consommée  par le ménage semble très élevé, prière de corriger ou confirmer avec le QG.  La dernière fois que vous avez acheté Huile d'arachide raffinée est A LA FRONTIERE DE LA GAMBIE et semble exister dans les modalités, prière de prendre attache avec le QG pour plus d'explication afin de la classer bien. Avertissement!!! Le ménage a consommé 10 Kg taille unique de Sucre en poudre , cette quantité semble anormale pour une consommation des 7 derniers jours.Prière de corriger ou de confirmer avec le QG. Le prix d'achat unitaire (360 Fcfa) de Sucre en poudre  en Sac (50 Kg) de taille taille unique est très faible, prière de regarder les reponses prises dans les questions s07bq07a s07bq07b s07bq07c s07bq08 pour mieux corriger. Attention ! Le prix unitaire d'achat (360 Fcfa) de Sucre en poudre  en Sac (50 Kg) (taille unique) est relativement faible par rapport aux autres prix observés dans cette zone. Prière de corriger ou de confirmer avec le QG.  La dernière fois que vous avez acheté Sucre en poudre  est BOUTIQUE A LA FRONTIERE GAMBIE et semble exister dans les modalités, prière de prendre attache avec le QG pour plus d'explication afin de la classer bien. Avertissement!!! Le ménage a consommé 14 Tas Moyen de Capitaine frais, cette quantité semble anormale pour une consommation des 7 derniers jours.Prière de corriger ou de confirmer avec le QG. Avertissement!!! Le ménage a consommé 30 Pièce Moyen de Oignon frais, cette quantité semble anormale pour une consommation des 7 derniers jours.Prière de corriger ou de confirmer avec le QG. Avertissement!!!Le ménage a consommé 70 miche de Moyen de Pain traditionnel (Baguette)  ce qui semble incoherent pour une consommation aucours des 7 derniers jours, prière de verifier et corriger. Incohérence!! Dans ce ménage, chaque individus consomme par jour 50.38524 Kg  de cereale; Prière de revoir les quantités prises de ces produits. Incohérence!! Dans ce ménage, chaque individus consomme par jour 50.38524 Kg  de cereale; Prière de revoir les quantités prises de ces produits. Incohérence!! Dans ce ménage, chaque individus consomme par jour 50.38524 Kg  de cereale; Prière de revoir les quantités prises de ces produits.  La dernière fois que vous avez acheté Riz importé parfumé est BOUTIQUE A LA FRONTIERE QUE’SE SITUE A 8KM et semble exister dans les modalités, prière de prendre attache avec le QG pour plus d'explication afin de la classer bien. Le ménage a consommé 25 Sac (50 Kg) taille unique de Arachides séchées en coques, cette quantité semble anormale pour une consommation des 7 derniers jours. prière de verifier et corriger ou confirmer avec le QG. Le prix d'achat unitaire (6000 Fcfa) de Poivre en Kg de taille taille unique prière de regarder les reponses prises dans les questions s07bq07a s07bq07b s07bq07c s07bq08 pour mieux corriger.</w:t>
       </w:r>
     </w:p>
     <w:p>
@@ -7141,6 +7166,27 @@
         <w:t xml:space="preserve">- La quantité dejà recoltée pour la presente campagne ne doit pas contenir une valeur 9999 et semble élevé, merci de revoir la question s16cq16a. </w:t>
         <w:br/>
         <w:t>- La quantité dejà recoltée pour la presente campagne ne doit pas contenir une valeur 9999 et semble élevé, merci de revoir la question s16cq16a.</w:t>
+      </w:r>
+    </w:p>
+    <w:p>
+      <w:r>
+        <w:rPr>
+          <w:b/>
+          <w:color w:val="4672C4"/>
+          <w:sz w:val="22"/>
+        </w:rPr>
+        <w:t>&gt;&gt; Section19 - Equipements agricoles</w:t>
+      </w:r>
+    </w:p>
+    <w:p>
+      <w:pPr>
+        <w:ind w:left="283"/>
+      </w:pPr>
+      <w:r>
+        <w:rPr>
+          <w:sz w:val="20"/>
+        </w:rPr>
+        <w:t>- Attention ! Houe asine a été achété à 60000 Fcfa est relativement élevé par rapport aux autres prix d'achat observés dans cette zone. Prière de corriger ou de confirmer avec le QG. Attention ! Houe asine a été revendu à 60000 Fcfa qui est relativement élevé par rapport aux autres prix de revente observés dans cette zone. Prière de corriger ou de confirmer avec le QG.</w:t>
       </w:r>
     </w:p>
     <w:p>
@@ -7497,7 +7543,23 @@
         <w:rPr>
           <w:sz w:val="20"/>
         </w:rPr>
-        <w:t xml:space="preserve">- Avertissement! Veuillez renseigner par oui ou non toutes les modalités de la question s01q47. </w:t>
+        <w:t xml:space="preserve">- Avertissement! Veuillez renseigner par oui ou non toutes les modalités de la question s01q47. Attention ! Le montant (5000 Fcfa) dépensé ou reçu en cadeau pour les cartes prépayées, les transferts de crédit et les abonnements de  MAHAMADOU TOURE est relativement élevé par rapport aux autres montants depansés observés dans cette zone. Prière de corriger ou de confirmer avec le QG. </w:t>
+        <w:br/>
+        <w:t xml:space="preserve">- Attention ! Le montant (5000 Fcfa) dépensé ou reçu en cadeau pour les cartes prépayées, les transferts de crédit et les abonnements de  ALASSANE TOURE est relativement élevé par rapport aux autres montants depansés observés dans cette zone. Prière de corriger ou de confirmer avec le QG. </w:t>
+        <w:br/>
+        <w:t xml:space="preserve">- Attention ! Le montant (5000 Fcfa) dépensé ou reçu en cadeau pour les cartes prépayées, les transferts de crédit et les abonnements de  ALIOU TOURE est relativement élevé par rapport aux autres montants depansés observés dans cette zone. Prière de corriger ou de confirmer avec le QG. </w:t>
+        <w:br/>
+        <w:t xml:space="preserve">- Attention ! Le montant (5000 Fcfa) dépensé ou reçu en cadeau pour les cartes prépayées, les transferts de crédit et les abonnements de  FATOU SOW est relativement élevé par rapport aux autres montants depansés observés dans cette zone. Prière de corriger ou de confirmer avec le QG. </w:t>
+        <w:br/>
+        <w:t xml:space="preserve">- Attention ! Le montant (5000 Fcfa) dépensé ou reçu en cadeau pour les cartes prépayées, les transferts de crédit et les abonnements de  HABIBATOU TOURE est relativement élevé par rapport aux autres montants depansés observés dans cette zone. Prière de corriger ou de confirmer avec le QG. </w:t>
+        <w:br/>
+        <w:t xml:space="preserve">- Attention ! Le montant (5000 Fcfa) dépensé ou reçu en cadeau pour les cartes prépayées, les transferts de crédit et les abonnements de  OUSSEYNOU TOURE est relativement élevé par rapport aux autres montants depansés observés dans cette zone. Prière de corriger ou de confirmer avec le QG. </w:t>
+        <w:br/>
+        <w:t xml:space="preserve">- Attention ! Le montant (6000 Fcfa) dépensé ou reçu en cadeau pour les cartes prépayées, les transferts de crédit et les abonnements de  FATOU ISSA  TOURE est relativement élevé par rapport aux autres montants depansés observés dans cette zone. Prière de corriger ou de confirmer avec le QG. </w:t>
+        <w:br/>
+        <w:t xml:space="preserve">- Attention ! Le montant (6000 Fcfa) dépensé ou reçu en cadeau pour les cartes prépayées, les transferts de crédit et les abonnements de  FATOU TOURE est relativement élevé par rapport aux autres montants depansés observés dans cette zone. Prière de corriger ou de confirmer avec le QG. </w:t>
+        <w:br/>
+        <w:t xml:space="preserve">- Attention ! Le montant (6000 Fcfa) dépensé ou reçu en cadeau pour les cartes prépayées, les transferts de crédit et les abonnements de  OUMAR TOURE est relativement élevé par rapport aux autres montants depansés observés dans cette zone. Prière de corriger ou de confirmer avec le QG. </w:t>
         <w:br/>
         <w:t>- Attention ! Le montant (8000 Fcfa) dépensé ou reçu en cadeau pour les cartes prépayées, les transferts de crédit et les abonnements de  MOUSTAPHA TOURE est relativement élevé par rapport aux autres montants depansés observés dans cette zone. Prière de corriger ou de confirmer avec le QG.</w:t>
       </w:r>
@@ -7621,7 +7683,7 @@
         <w:rPr>
           <w:sz w:val="20"/>
         </w:rPr>
-        <w:t>- Attention ! Le prix unitaire d'achat (50 Fcfa) de Lait en poudre en Sachets (Petit) est relativement faible par rapport aux autres prix observés dans cette zone. Prière de corriger ou de confirmer avec le QG. Avertissement!! La quantité (9 litre) du produit Huile d'arachide raffinée consommée  par le ménage semble très élevé, prière de corriger ou confirmer avec le QG. Avertissement!! le prix unitaire (100 Fcfa) de Thé en sachet (unité: Paquet) de taille Petit est très faible ou élevé. Prière de corriger ou de confirmer avec le QG. Avertissement!!! Le ménage a consommé 35 Sachets Petit de Sucre en poudre , cette quantité semble anormale pour une consommation des 7 derniers jours.Prière de corriger ou de confirmer avec le QG. Avertissement!!! Le ménage a consommé 9 Tas Petit de Viande de mouton, cette quantité semble anormale pour une consommation des 7 derniers jours.Prière de corriger ou de confirmer avec le QG. Avertissement!!!Le ménage a consommé 63 Cube de Petit de Cube alimentaire (Maggi, Jumbo, )  ce qui semble incoherent pour une consommation aucours des 7 derniers jours, prière de verifier et corriger. Avertissement!!! Le ménage a consommé 63 Cube Petit de Cube alimentaire (Maggi, Jumbo, ), cette quantité semble anormale pour une consommation des 7 derniers jours.Prière de corriger ou de confirmer avec le QG. Incohérence!! Dans ce ménage, chaque individus consomme par jour 11.25804 Kg  de cereale; Prière de revoir les quantités prises de ces produits.</w:t>
+        <w:t>- Attention ! Le prix unitaire d'achat (50 Fcfa) de Lait en poudre en Sachets (Petit) est relativement faible par rapport aux autres prix observés dans cette zone. Prière de corriger ou de confirmer avec le QG. Avertissement!! La quantité (9 litre) du produit Huile d'arachide raffinée consommée  par le ménage semble très élevé, prière de corriger ou confirmer avec le QG. Avertissement!! le prix unitaire (100 Fcfa) de Thé en sachet (unité: Paquet) de taille Petit est très faible ou élevé. Prière de corriger ou de confirmer avec le QG. Avertissement!!! Le ménage a consommé 35 Sachets Petit de Sucre en poudre , cette quantité semble anormale pour une consommation des 7 derniers jours.Prière de corriger ou de confirmer avec le QG. Avertissement!!! Le ménage a consommé 9 Tas Petit de Viande de mouton, cette quantité semble anormale pour une consommation des 7 derniers jours.Prière de corriger ou de confirmer avec le QG. Avertissement!!!Le ménage a consommé 63 Cube de Petit de Cube alimentaire (Maggi, Jumbo, )  ce qui semble incoherent pour une consommation aucours des 7 derniers jours, prière de verifier et corriger. Avertissement!!! Le ménage a consommé 63 Cube Petit de Cube alimentaire (Maggi, Jumbo, ), cette quantité semble anormale pour une consommation des 7 derniers jours.Prière de corriger ou de confirmer avec le QG. Incohérence!! Dans ce ménage, chaque individus consomme par jour 20.05925 Kg  de cereale; Prière de revoir les quantités prises de ces produits.</w:t>
       </w:r>
     </w:p>
     <w:p>
@@ -7664,27 +7726,6 @@
           <w:sz w:val="20"/>
         </w:rPr>
         <w:t>- Avertissement!!! Le ménage de MOUSTAPHA TOURE a comme taille 19 personnes dont ils vivent à TAMBACOUNDA Rural et aucune d'entre ne possède une entreprise non agricole, prière de revoir cette partie de la section 10 de ce menage.</w:t>
-      </w:r>
-    </w:p>
-    <w:p>
-      <w:r>
-        <w:rPr>
-          <w:b/>
-          <w:color w:val="4672C4"/>
-          <w:sz w:val="22"/>
-        </w:rPr>
-        <w:t>&gt;&gt; Section12 - Actifs du menage</w:t>
-      </w:r>
-    </w:p>
-    <w:p>
-      <w:pPr>
-        <w:ind w:left="283"/>
-      </w:pPr>
-      <w:r>
-        <w:rPr>
-          <w:sz w:val="20"/>
-        </w:rPr>
-        <w:t>- Attention ! Lit a été revendu à 175000 Fcfa qui est relativement élevé par rapport aux autres prix de revente observés dans cette zone. Prière de corriger ou de confirmer avec le QG.</w:t>
       </w:r>
     </w:p>
     <w:p>
@@ -7797,11 +7838,7 @@
         <w:rPr>
           <w:sz w:val="20"/>
         </w:rPr>
-        <w:t xml:space="preserve">- Attention ! Charrettes a été revendu à 185000 Fcfa qui est relativement élevé par rapport aux autres prix de revente observés dans cette zone. Prière de corriger ou de confirmer avec le QG. </w:t>
-        <w:br/>
-        <w:t xml:space="preserve">- Attention ! Faucheuse a été revendu à 2000 Fcfa qui est relativement élevé par rapport aux autres prix de revente observés dans cette zone. Prière de corriger ou de confirmer avec le QG. </w:t>
-        <w:br/>
-        <w:t xml:space="preserve">- Attention ! Hache-Paille a été revendu à 2500 Fcfa qui est relativement élevé par rapport aux autres prix de revente observés dans cette zone. Prière de corriger ou de confirmer avec le QG. </w:t>
+        <w:t xml:space="preserve">- Attention ! Faucheuse a été achété à 2000 Fcfa est relativement élevé par rapport aux autres prix d'achat observés dans cette zone. Prière de corriger ou de confirmer avec le QG. Attention ! Faucheuse a été revendu à 2000 Fcfa qui est relativement élevé par rapport aux autres prix de revente observés dans cette zone. Prière de corriger ou de confirmer avec le QG. </w:t>
         <w:br/>
         <w:t>- Attention ! Herse a été achété à 3000 Fcfa est relativement élevé par rapport aux autres prix d'achat observés dans cette zone. Prière de corriger ou de confirmer avec le QG. Attention ! Herse a été revendu à 3000 Fcfa qui est relativement élevé par rapport aux autres prix de revente observés dans cette zone. Prière de corriger ou de confirmer avec le QG.</w:t>
       </w:r>
